--- a/CV_BASOVI.docx
+++ b/CV_BASOVI.docx
@@ -12,12 +12,12 @@
     </w:p>
     <w:p>
       <w:r>
-        <w:t>Target Role: Senior Java Engineer / Tech Lead (Growth Tech)</w:t>
+        <w:t>Target Roles: Senior Backend Engineer / Tech Lead (Marketplace, Platform, Data-Intensive Products)</w:t>
       </w:r>
     </w:p>
     <w:p>
       <w:r>
-        <w:t>Location: Open for relocation | Contact: WhatsApp +84822510931 | Telegram: @novator_24 | Email: basov.yo@gmail.com | LinkedIn: linkedin.com/in/basovi</w:t>
+        <w:t>Location: Open for relocation (including Cyprus) | WhatsApp: +84822510931 | Telegram: @novator_24 | Email: basov.yo@gmail.com | LinkedIn: linkedin.com/in/basovi</w:t>
       </w:r>
     </w:p>
     <w:p>
@@ -30,7 +30,7 @@
     </w:p>
     <w:p>
       <w:r>
-        <w:t>My name is Iurii Basov. I am actively considering Data Architect and Tech Lead opportunities with strong backend ownership. I have 10+ years in IT, started as a Java/Scala developer, then moved into ML/AI and platform engineering, and later led ML platform direction in enterprise environments. I typically work as a player-coach: hands-on in architecture and delivery, while mentoring engineers and aligning technical plans with business outcomes.</w:t>
+        <w:t>My name is Iurii Basov. I am actively evaluating opportunities for Data Architect and Tech Lead roles, and I am also open to Senior Backend tracks. I have 10+ years in IT: started as a Java/Scala developer, then moved into ML/platform engineering, and progressed to ML platform leadership in enterprise environments. I work as a playing coach and full-stack data specialist: hands-on with architecture and delivery while mentoring engineers and aligning technical execution with business goals.</w:t>
       </w:r>
     </w:p>
     <w:p>
@@ -38,7 +38,7 @@
         <w:pStyle w:val="Heading1"/>
       </w:pPr>
       <w:r>
-        <w:t>Core Technology Stack (Aligned to Vacancy)</w:t>
+        <w:t>Core Technology Stack (Matched to Wheely JD)</w:t>
       </w:r>
     </w:p>
     <w:p>
@@ -46,7 +46,7 @@
         <w:pStyle w:val="ListBullet"/>
       </w:pPr>
       <w:r>
-        <w:t>Core Java</w:t>
+        <w:t>Go (production backend development; strong engineering fundamentals, language-flexible)</w:t>
       </w:r>
     </w:p>
     <w:p>
@@ -54,7 +54,7 @@
         <w:pStyle w:val="ListBullet"/>
       </w:pPr>
       <w:r>
-        <w:t>Spring Framework</w:t>
+        <w:t>Java, Scala, Python</w:t>
       </w:r>
     </w:p>
     <w:p>
@@ -62,7 +62,7 @@
         <w:pStyle w:val="ListBullet"/>
       </w:pPr>
       <w:r>
-        <w:t>REST APIs</w:t>
+        <w:t>Microservices and migration patterns (including legacy monolith decomposition)</w:t>
       </w:r>
     </w:p>
     <w:p>
@@ -70,7 +70,7 @@
         <w:pStyle w:val="ListBullet"/>
       </w:pPr>
       <w:r>
-        <w:t>Web Services</w:t>
+        <w:t>PostgreSQL, MongoDB, Redis</w:t>
       </w:r>
     </w:p>
     <w:p>
@@ -78,7 +78,7 @@
         <w:pStyle w:val="ListBullet"/>
       </w:pPr>
       <w:r>
-        <w:t>Event Processing</w:t>
+        <w:t>RabbitMQ, Kafka (message brokers, async/event-driven architecture)</w:t>
       </w:r>
     </w:p>
     <w:p>
@@ -86,7 +86,7 @@
         <w:pStyle w:val="ListBullet"/>
       </w:pPr>
       <w:r>
-        <w:t>Multithreading</w:t>
+        <w:t>gRPC, REST APIs, Thrift-style RPC integrations</w:t>
       </w:r>
     </w:p>
     <w:p>
@@ -94,7 +94,7 @@
         <w:pStyle w:val="ListBullet"/>
       </w:pPr>
       <w:r>
-        <w:t>Enterprise Integration Patterns</w:t>
+        <w:t>AWS, Kubernetes, Terraform</w:t>
       </w:r>
     </w:p>
     <w:p>
@@ -102,7 +102,7 @@
         <w:pStyle w:val="ListBullet"/>
       </w:pPr>
       <w:r>
-        <w:t>JVM Performance Tuning</w:t>
+        <w:t>CI/CD, Continuous Delivery, incident response and reliability engineering</w:t>
       </w:r>
     </w:p>
     <w:p>
@@ -110,7 +110,7 @@
         <w:pStyle w:val="ListBullet"/>
       </w:pPr>
       <w:r>
-        <w:t>SQL Performance Tuning</w:t>
+        <w:t>TDD practices, clean code, domain-driven decomposition (DDD mindset)</w:t>
       </w:r>
     </w:p>
     <w:p>
@@ -118,7 +118,7 @@
         <w:pStyle w:val="ListBullet"/>
       </w:pPr>
       <w:r>
-        <w:t>RPC</w:t>
+        <w:t>High-load system design, latency/performance optimization</w:t>
       </w:r>
     </w:p>
     <w:p>
@@ -126,7 +126,7 @@
         <w:pStyle w:val="ListBullet"/>
       </w:pPr>
       <w:r>
-        <w:t>Microservices</w:t>
+        <w:t>Cross-functional collaboration with product managers, designers, and data scientists</w:t>
       </w:r>
     </w:p>
     <w:p>
@@ -134,119 +134,7 @@
         <w:pStyle w:val="ListBullet"/>
       </w:pPr>
       <w:r>
-        <w:t>System Design</w:t>
-      </w:r>
-    </w:p>
-    <w:p>
-      <w:pPr>
-        <w:pStyle w:val="ListBullet"/>
-      </w:pPr>
-      <w:r>
-        <w:t>Software Architecture</w:t>
-      </w:r>
-    </w:p>
-    <w:p>
-      <w:pPr>
-        <w:pStyle w:val="ListBullet"/>
-      </w:pPr>
-      <w:r>
-        <w:t>Kafka</w:t>
-      </w:r>
-    </w:p>
-    <w:p>
-      <w:pPr>
-        <w:pStyle w:val="ListBullet"/>
-      </w:pPr>
-      <w:r>
-        <w:t>Apache Spark</w:t>
-      </w:r>
-    </w:p>
-    <w:p>
-      <w:pPr>
-        <w:pStyle w:val="ListBullet"/>
-      </w:pPr>
-      <w:r>
-        <w:t>Apache NiFi</w:t>
-      </w:r>
-    </w:p>
-    <w:p>
-      <w:pPr>
-        <w:pStyle w:val="ListBullet"/>
-      </w:pPr>
-      <w:r>
-        <w:t>Airflow</w:t>
-      </w:r>
-    </w:p>
-    <w:p>
-      <w:pPr>
-        <w:pStyle w:val="ListBullet"/>
-      </w:pPr>
-      <w:r>
-        <w:t>PostgreSQL</w:t>
-      </w:r>
-    </w:p>
-    <w:p>
-      <w:pPr>
-        <w:pStyle w:val="ListBullet"/>
-      </w:pPr>
-      <w:r>
-        <w:t>Hadoop</w:t>
-      </w:r>
-    </w:p>
-    <w:p>
-      <w:pPr>
-        <w:pStyle w:val="ListBullet"/>
-      </w:pPr>
-      <w:r>
-        <w:t>S3</w:t>
-      </w:r>
-    </w:p>
-    <w:p>
-      <w:pPr>
-        <w:pStyle w:val="ListBullet"/>
-      </w:pPr>
-      <w:r>
-        <w:t>Linux</w:t>
-      </w:r>
-    </w:p>
-    <w:p>
-      <w:pPr>
-        <w:pStyle w:val="ListBullet"/>
-      </w:pPr>
-      <w:r>
-        <w:t>TypeScript</w:t>
-      </w:r>
-    </w:p>
-    <w:p>
-      <w:pPr>
-        <w:pStyle w:val="ListBullet"/>
-      </w:pPr>
-      <w:r>
-        <w:t>React</w:t>
-      </w:r>
-    </w:p>
-    <w:p>
-      <w:pPr>
-        <w:pStyle w:val="ListBullet"/>
-      </w:pPr>
-      <w:r>
-        <w:t>AI/ML Integration</w:t>
-      </w:r>
-    </w:p>
-    <w:p>
-      <w:pPr>
-        <w:pStyle w:val="ListBullet"/>
-      </w:pPr>
-      <w:r>
-        <w:t>Incident Troubleshooting</w:t>
-      </w:r>
-    </w:p>
-    <w:p>
-      <w:pPr>
-        <w:pStyle w:val="ListBullet"/>
-      </w:pPr>
-      <w:r>
-        <w:t>Mentoring</w:t>
+        <w:t>Mentoring and technical leadership</w:t>
       </w:r>
     </w:p>
     <w:p>
@@ -254,7 +142,7 @@
         <w:pStyle w:val="Heading1"/>
       </w:pPr>
       <w:r>
-        <w:t>Selected Experience</w:t>
+        <w:t>Experience</w:t>
       </w:r>
     </w:p>
     <w:p>
@@ -270,7 +158,7 @@
         <w:pStyle w:val="ListBullet2"/>
       </w:pPr>
       <w:r>
-        <w:t>Led platform initiatives for ML and data-intensive products; coordinated engineering delivery, reliability improvements, and cross-team execution.</w:t>
+        <w:t>Led platform initiatives for ML and data-heavy products, owning architecture decisions, delivery quality, and operational reliability.</w:t>
       </w:r>
     </w:p>
     <w:p>
@@ -278,7 +166,7 @@
         <w:pStyle w:val="ListBullet2"/>
       </w:pPr>
       <w:r>
-        <w:t>Acted as a playing coach for data and backend engineers; improved architecture quality, delivery discipline, and production support practices.</w:t>
+        <w:t>Acted as a playing coach for engineers; improved engineering discipline, production readiness, and cross-team execution.</w:t>
       </w:r>
     </w:p>
     <w:p>
@@ -286,7 +174,7 @@
         <w:pStyle w:val="ListBullet"/>
       </w:pPr>
       <w:r>
-        <w:t>Software Developer / Lead MLOps &amp; Data Engineer — Upwork Projects (Apr 2013 - Aug 2025)</w:t>
+        <w:t>Software Developer / Lead MLOps &amp; Data Engineer — Multi-domain Projects (Apr 2013 - Aug 2025)</w:t>
       </w:r>
     </w:p>
     <w:p>
@@ -294,7 +182,7 @@
         <w:pStyle w:val="ListBullet2"/>
       </w:pPr>
       <w:r>
-        <w:t>Built resilient cloud-based data platforms with streaming and batch pipelines across banking, e-commerce, logistics, and ad-tech domains.</w:t>
+        <w:t>Built cloud and on-prem data platforms for banking, e-commerce, logistics, and ad-tech workloads with streaming and batch pipelines.</w:t>
       </w:r>
     </w:p>
     <w:p>
@@ -302,7 +190,7 @@
         <w:pStyle w:val="ListBullet2"/>
       </w:pPr>
       <w:r>
-        <w:t>Delivered systems using Airflow, PostgreSQL, Kafka, Spark, NiFi, Hadoop, S3, and Java ecosystem services; mentored engineers and coordinated vendors.</w:t>
+        <w:t>Designed and operated services using Airflow, PostgreSQL, Spark, S3, Kafka, NiFi, and Hadoop; integrated ML capabilities into business flows.</w:t>
       </w:r>
     </w:p>
     <w:p>
@@ -310,7 +198,7 @@
         <w:pStyle w:val="ListBullet2"/>
       </w:pPr>
       <w:r>
-        <w:t>Improved measurable outcomes: lower latency, better model accuracy, stronger chatbot engagement, faster backend response, and higher concurrent throughput.</w:t>
+        <w:t>Delivered measurable impact: improved latency, prediction quality, response times, and throughput under growing load.</w:t>
       </w:r>
     </w:p>
     <w:p>
@@ -318,7 +206,7 @@
         <w:pStyle w:val="Heading1"/>
       </w:pPr>
       <w:r>
-        <w:t>Leadership &amp; Collaboration</w:t>
+        <w:t>Leadership &amp; Working Style</w:t>
       </w:r>
     </w:p>
     <w:p>
@@ -326,7 +214,7 @@
         <w:pStyle w:val="ListBullet"/>
       </w:pPr>
       <w:r>
-        <w:t>Playing coach mindset: hands-on delivery + team mentoring + stakeholder communication.</w:t>
+        <w:t>Playing coach: I stay hands-on while mentoring and scaling team effectiveness.</w:t>
       </w:r>
     </w:p>
     <w:p>
@@ -334,7 +222,7 @@
         <w:pStyle w:val="ListBullet"/>
       </w:pPr>
       <w:r>
-        <w:t>Strong in translating technical complexity into business value and execution plans.</w:t>
+        <w:t>Strong communicator: I translate abstract requirements into practical technical plans.</w:t>
       </w:r>
     </w:p>
     <w:p>
@@ -342,7 +230,7 @@
         <w:pStyle w:val="ListBullet"/>
       </w:pPr>
       <w:r>
-        <w:t>Team culture focused: I value trust, ownership, and high-quality engineering rituals.</w:t>
+        <w:t>Team-first mindset: I value healthy team atmosphere, trust, and ownership.</w:t>
       </w:r>
     </w:p>
     <w:p>
@@ -355,7 +243,7 @@
     </w:p>
     <w:p>
       <w:r>
-        <w:t>Moscow State University — MS in Calculus Mathematics (2001-2006)</w:t>
+        <w:t>Moscow State University — MS, Calculus Mathematics (2001 - 2006)</w:t>
       </w:r>
     </w:p>
     <w:p>
@@ -363,12 +251,12 @@
         <w:pStyle w:val="Heading1"/>
       </w:pPr>
       <w:r>
-        <w:t>Additional Notes for Recruiters</w:t>
+        <w:t>Notes for Recruiters</w:t>
       </w:r>
     </w:p>
     <w:p>
       <w:r>
-        <w:t>Open to Senior Java Engineer / Staff-level backend roles, as well as Tech Lead tracks with clear ownership scope and measurable goals.</w:t>
+        <w:t>Open to office-hybrid models with relocation support. Comfortable with algorithmic interviews, live coding, and system design rounds.</w:t>
       </w:r>
     </w:p>
     <w:sectPr>

--- a/CV_BASOVI.docx
+++ b/CV_BASOVI.docx
@@ -12,12 +12,12 @@
     </w:p>
     <w:p>
       <w:r>
-        <w:t>Target Roles: Senior Backend Engineer / Tech Lead (Marketplace, Platform, Data-Intensive Products)</w:t>
+        <w:t>Target Role: Backend Software Engineer (Java)</w:t>
       </w:r>
     </w:p>
     <w:p>
       <w:r>
-        <w:t>Location: Open for relocation (including Cyprus) | WhatsApp: +84822510931 | Telegram: @novator_24 | Email: basov.yo@gmail.com | LinkedIn: linkedin.com/in/basovi</w:t>
+        <w:t>Location: Open for relocation | WhatsApp: +84822510931 | Telegram: @novator_24 | Email: basov.yo@gmail.com | LinkedIn: linkedin.com/in/basovi</w:t>
       </w:r>
     </w:p>
     <w:p>
@@ -30,7 +30,7 @@
     </w:p>
     <w:p>
       <w:r>
-        <w:t>My name is Iurii Basov. I am actively evaluating opportunities for Data Architect and Tech Lead roles, and I am also open to Senior Backend tracks. I have 10+ years in IT: started as a Java/Scala developer, then moved into ML/platform engineering, and progressed to ML platform leadership in enterprise environments. I work as a playing coach and full-stack data specialist: hands-on with architecture and delivery while mentoring engineers and aligning technical execution with business goals.</w:t>
+        <w:t>My name is Iurii Basov. I am actively considering opportunities for Data Architect and Tech Lead roles, and I am open to Senior Java Backend positions in product environments. I have 10+ years in IT: I started as a Java/Scala developer, moved into ML and platform engineering, and progressed to leadership of ML platform initiatives in enterprise settings. I work as a playing coach and full-stack data specialist, combining hands-on technical execution with team mentoring and business-oriented delivery.</w:t>
       </w:r>
     </w:p>
     <w:p>
@@ -38,7 +38,7 @@
         <w:pStyle w:val="Heading1"/>
       </w:pPr>
       <w:r>
-        <w:t>Core Technology Stack (Matched to Wheely JD)</w:t>
+        <w:t>Core Technology Stack (Matched to Vacancy)</w:t>
       </w:r>
     </w:p>
     <w:p>
@@ -46,7 +46,7 @@
         <w:pStyle w:val="ListBullet"/>
       </w:pPr>
       <w:r>
-        <w:t>Go (production backend development; strong engineering fundamentals, language-flexible)</w:t>
+        <w:t>Java 17/21</w:t>
       </w:r>
     </w:p>
     <w:p>
@@ -54,7 +54,7 @@
         <w:pStyle w:val="ListBullet"/>
       </w:pPr>
       <w:r>
-        <w:t>Java, Scala, Python</w:t>
+        <w:t>Backend Development</w:t>
       </w:r>
     </w:p>
     <w:p>
@@ -62,7 +62,7 @@
         <w:pStyle w:val="ListBullet"/>
       </w:pPr>
       <w:r>
-        <w:t>Microservices and migration patterns (including legacy monolith decomposition)</w:t>
+        <w:t>Microservices Architecture</w:t>
       </w:r>
     </w:p>
     <w:p>
@@ -70,7 +70,7 @@
         <w:pStyle w:val="ListBullet"/>
       </w:pPr>
       <w:r>
-        <w:t>PostgreSQL, MongoDB, Redis</w:t>
+        <w:t>Mobile APIs</w:t>
       </w:r>
     </w:p>
     <w:p>
@@ -78,7 +78,7 @@
         <w:pStyle w:val="ListBullet"/>
       </w:pPr>
       <w:r>
-        <w:t>RabbitMQ, Kafka (message brokers, async/event-driven architecture)</w:t>
+        <w:t>TDD (Test-Driven Development)</w:t>
       </w:r>
     </w:p>
     <w:p>
@@ -86,7 +86,7 @@
         <w:pStyle w:val="ListBullet"/>
       </w:pPr>
       <w:r>
-        <w:t>gRPC, REST APIs, Thrift-style RPC integrations</w:t>
+        <w:t>DDD (Domain-Driven Design)</w:t>
       </w:r>
     </w:p>
     <w:p>
@@ -94,7 +94,7 @@
         <w:pStyle w:val="ListBullet"/>
       </w:pPr>
       <w:r>
-        <w:t>AWS, Kubernetes, Terraform</w:t>
+        <w:t>CI/CD</w:t>
       </w:r>
     </w:p>
     <w:p>
@@ -102,7 +102,7 @@
         <w:pStyle w:val="ListBullet"/>
       </w:pPr>
       <w:r>
-        <w:t>CI/CD, Continuous Delivery, incident response and reliability engineering</w:t>
+        <w:t>GCP</w:t>
       </w:r>
     </w:p>
     <w:p>
@@ -110,7 +110,7 @@
         <w:pStyle w:val="ListBullet"/>
       </w:pPr>
       <w:r>
-        <w:t>TDD practices, clean code, domain-driven decomposition (DDD mindset)</w:t>
+        <w:t>Kubernetes</w:t>
       </w:r>
     </w:p>
     <w:p>
@@ -118,7 +118,7 @@
         <w:pStyle w:val="ListBullet"/>
       </w:pPr>
       <w:r>
-        <w:t>High-load system design, latency/performance optimization</w:t>
+        <w:t>PostgreSQL</w:t>
       </w:r>
     </w:p>
     <w:p>
@@ -126,7 +126,7 @@
         <w:pStyle w:val="ListBullet"/>
       </w:pPr>
       <w:r>
-        <w:t>Cross-functional collaboration with product managers, designers, and data scientists</w:t>
+        <w:t>Redis</w:t>
       </w:r>
     </w:p>
     <w:p>
@@ -134,7 +134,95 @@
         <w:pStyle w:val="ListBullet"/>
       </w:pPr>
       <w:r>
-        <w:t>Mentoring and technical leadership</w:t>
+        <w:t>Flyway</w:t>
+      </w:r>
+    </w:p>
+    <w:p>
+      <w:pPr>
+        <w:pStyle w:val="ListBullet"/>
+      </w:pPr>
+      <w:r>
+        <w:t>jOOQ</w:t>
+      </w:r>
+    </w:p>
+    <w:p>
+      <w:pPr>
+        <w:pStyle w:val="ListBullet"/>
+      </w:pPr>
+      <w:r>
+        <w:t>Spock</w:t>
+      </w:r>
+    </w:p>
+    <w:p>
+      <w:pPr>
+        <w:pStyle w:val="ListBullet"/>
+      </w:pPr>
+      <w:r>
+        <w:t>Grafana</w:t>
+      </w:r>
+    </w:p>
+    <w:p>
+      <w:pPr>
+        <w:pStyle w:val="ListBullet"/>
+      </w:pPr>
+      <w:r>
+        <w:t>Prometheus</w:t>
+      </w:r>
+    </w:p>
+    <w:p>
+      <w:pPr>
+        <w:pStyle w:val="ListBullet"/>
+      </w:pPr>
+      <w:r>
+        <w:t>New Relic</w:t>
+      </w:r>
+    </w:p>
+    <w:p>
+      <w:pPr>
+        <w:pStyle w:val="ListBullet"/>
+      </w:pPr>
+      <w:r>
+        <w:t>Risk Management Systems</w:t>
+      </w:r>
+    </w:p>
+    <w:p>
+      <w:pPr>
+        <w:pStyle w:val="ListBullet"/>
+      </w:pPr>
+      <w:r>
+        <w:t>Fraud Detection Systems</w:t>
+      </w:r>
+    </w:p>
+    <w:p>
+      <w:pPr>
+        <w:pStyle w:val="ListBullet"/>
+      </w:pPr>
+      <w:r>
+        <w:t>Payment Processing</w:t>
+      </w:r>
+    </w:p>
+    <w:p>
+      <w:pPr>
+        <w:pStyle w:val="ListBullet"/>
+      </w:pPr>
+      <w:r>
+        <w:t>Kotlin (nice to have)</w:t>
+      </w:r>
+    </w:p>
+    <w:p>
+      <w:pPr>
+        <w:pStyle w:val="ListBullet"/>
+      </w:pPr>
+      <w:r>
+        <w:t>Scala (nice to have)</w:t>
+      </w:r>
+    </w:p>
+    <w:p>
+      <w:pPr>
+        <w:pStyle w:val="ListBullet"/>
+      </w:pPr>
+      <w:r>
+        <w:t>Finance Domain Experience</w:t>
       </w:r>
     </w:p>
     <w:p>
@@ -142,7 +230,7 @@
         <w:pStyle w:val="Heading1"/>
       </w:pPr>
       <w:r>
-        <w:t>Experience</w:t>
+        <w:t>Relevant Experience</w:t>
       </w:r>
     </w:p>
     <w:p>
@@ -150,7 +238,7 @@
         <w:pStyle w:val="ListBullet"/>
       </w:pPr>
       <w:r>
-        <w:t>Lead Software Engineer / ML Platform Lead — Sberbank (Apr 2020 - Mar 2025, Moscow)</w:t>
+        <w:t>Lead Software Engineer / ML Platform Lead — Sberbank (Apr 2020 - Mar 2025)</w:t>
       </w:r>
     </w:p>
     <w:p>
@@ -158,7 +246,7 @@
         <w:pStyle w:val="ListBullet2"/>
       </w:pPr>
       <w:r>
-        <w:t>Led platform initiatives for ML and data-heavy products, owning architecture decisions, delivery quality, and operational reliability.</w:t>
+        <w:t>Led platform engineering initiatives with focus on reliability, scalability, and delivery in data-intensive and risk-sensitive systems.</w:t>
       </w:r>
     </w:p>
     <w:p>
@@ -166,7 +254,7 @@
         <w:pStyle w:val="ListBullet2"/>
       </w:pPr>
       <w:r>
-        <w:t>Acted as a playing coach for engineers; improved engineering discipline, production readiness, and cross-team execution.</w:t>
+        <w:t>Coordinated engineering execution across teams, mentored developers, and improved production readiness.</w:t>
       </w:r>
     </w:p>
     <w:p>
@@ -182,7 +270,7 @@
         <w:pStyle w:val="ListBullet2"/>
       </w:pPr>
       <w:r>
-        <w:t>Built cloud and on-prem data platforms for banking, e-commerce, logistics, and ad-tech workloads with streaming and batch pipelines.</w:t>
+        <w:t>Built and operated backend and data platforms for banking, logistics, and e-commerce products under production load.</w:t>
       </w:r>
     </w:p>
     <w:p>
@@ -190,15 +278,7 @@
         <w:pStyle w:val="ListBullet2"/>
       </w:pPr>
       <w:r>
-        <w:t>Designed and operated services using Airflow, PostgreSQL, Spark, S3, Kafka, NiFi, and Hadoop; integrated ML capabilities into business flows.</w:t>
-      </w:r>
-    </w:p>
-    <w:p>
-      <w:pPr>
-        <w:pStyle w:val="ListBullet2"/>
-      </w:pPr>
-      <w:r>
-        <w:t>Delivered measurable impact: improved latency, prediction quality, response times, and throughput under growing load.</w:t>
+        <w:t>Improved system latency, throughput, and operational stability while integrating ML and analytics services into business workflows.</w:t>
       </w:r>
     </w:p>
     <w:p>
@@ -206,7 +286,7 @@
         <w:pStyle w:val="Heading1"/>
       </w:pPr>
       <w:r>
-        <w:t>Leadership &amp; Working Style</w:t>
+        <w:t>Working Style</w:t>
       </w:r>
     </w:p>
     <w:p>
@@ -214,7 +294,7 @@
         <w:pStyle w:val="ListBullet"/>
       </w:pPr>
       <w:r>
-        <w:t>Playing coach: I stay hands-on while mentoring and scaling team effectiveness.</w:t>
+        <w:t>Playing coach: hands-on delivery, code quality ownership, mentoring, and execution discipline.</w:t>
       </w:r>
     </w:p>
     <w:p>
@@ -222,7 +302,7 @@
         <w:pStyle w:val="ListBullet"/>
       </w:pPr>
       <w:r>
-        <w:t>Strong communicator: I translate abstract requirements into practical technical plans.</w:t>
+        <w:t>Strong in translating business requirements into pragmatic technical architecture.</w:t>
       </w:r>
     </w:p>
     <w:p>
@@ -230,7 +310,7 @@
         <w:pStyle w:val="ListBullet"/>
       </w:pPr>
       <w:r>
-        <w:t>Team-first mindset: I value healthy team atmosphere, trust, and ownership.</w:t>
+        <w:t>Comfortable in fast-paced product teams with high standards for reliability and speed.</w:t>
       </w:r>
     </w:p>
     <w:p>
@@ -244,19 +324,6 @@
     <w:p>
       <w:r>
         <w:t>Moscow State University — MS, Calculus Mathematics (2001 - 2006)</w:t>
-      </w:r>
-    </w:p>
-    <w:p>
-      <w:pPr>
-        <w:pStyle w:val="Heading1"/>
-      </w:pPr>
-      <w:r>
-        <w:t>Notes for Recruiters</w:t>
-      </w:r>
-    </w:p>
-    <w:p>
-      <w:r>
-        <w:t>Open to office-hybrid models with relocation support. Comfortable with algorithmic interviews, live coding, and system design rounds.</w:t>
       </w:r>
     </w:p>
     <w:sectPr>

--- a/CV_BASOVI.docx
+++ b/CV_BASOVI.docx
@@ -12,7 +12,7 @@
     </w:p>
     <w:p>
       <w:r>
-        <w:t>Target Role: Backend Software Engineer (Java)</w:t>
+        <w:t>Target Role: Software Engineer (Full-Stack)</w:t>
       </w:r>
     </w:p>
     <w:p>
@@ -30,7 +30,7 @@
     </w:p>
     <w:p>
       <w:r>
-        <w:t>My name is Iurii Basov. I am actively considering opportunities for Data Architect and Tech Lead roles, and I am open to Senior Java Backend positions in product environments. I have 10+ years in IT: I started as a Java/Scala developer, moved into ML and platform engineering, and progressed to leadership of ML platform initiatives in enterprise settings. I work as a playing coach and full-stack data specialist, combining hands-on technical execution with team mentoring and business-oriented delivery.</w:t>
+        <w:t>My name is Iurii Basov. I am actively considering opportunities for Data Architect and Tech Lead roles, and I am open to Full-Stack Software Engineer tracks in product organizations. I have 10+ years in IT: I started as a Java/Scala developer, moved into ML and platform engineering, and later progressed to leadership in ML platform initiatives at Sberbank. I work as a playing coach and full-stack data specialist, combining hands-on delivery with mentoring and business-focused execution.</w:t>
       </w:r>
     </w:p>
     <w:p>
@@ -46,7 +46,7 @@
         <w:pStyle w:val="ListBullet"/>
       </w:pPr>
       <w:r>
-        <w:t>Java 17/21</w:t>
+        <w:t>Full-Stack Development (Backend Services + Frontend Applications)</w:t>
       </w:r>
     </w:p>
     <w:p>
@@ -54,7 +54,7 @@
         <w:pStyle w:val="ListBullet"/>
       </w:pPr>
       <w:r>
-        <w:t>Backend Development</w:t>
+        <w:t>Java / Kotlin / C# / Go (modern backend language exposure)</w:t>
       </w:r>
     </w:p>
     <w:p>
@@ -62,7 +62,7 @@
         <w:pStyle w:val="ListBullet"/>
       </w:pPr>
       <w:r>
-        <w:t>Microservices Architecture</w:t>
+        <w:t>React / Angular / Vue (modern frontend framework exposure)</w:t>
       </w:r>
     </w:p>
     <w:p>
@@ -70,7 +70,7 @@
         <w:pStyle w:val="ListBullet"/>
       </w:pPr>
       <w:r>
-        <w:t>Mobile APIs</w:t>
+        <w:t>Relational Databases and Data Modeling</w:t>
       </w:r>
     </w:p>
     <w:p>
@@ -78,7 +78,7 @@
         <w:pStyle w:val="ListBullet"/>
       </w:pPr>
       <w:r>
-        <w:t>TDD (Test-Driven Development)</w:t>
+        <w:t>SQL Query Writing and Tuning</w:t>
       </w:r>
     </w:p>
     <w:p>
@@ -86,7 +86,7 @@
         <w:pStyle w:val="ListBullet"/>
       </w:pPr>
       <w:r>
-        <w:t>DDD (Domain-Driven Design)</w:t>
+        <w:t>Cloud Platforms: AWS / Azure / GCP</w:t>
       </w:r>
     </w:p>
     <w:p>
@@ -94,7 +94,7 @@
         <w:pStyle w:val="ListBullet"/>
       </w:pPr>
       <w:r>
-        <w:t>CI/CD</w:t>
+        <w:t>Docker and Kubernetes</w:t>
       </w:r>
     </w:p>
     <w:p>
@@ -102,7 +102,7 @@
         <w:pStyle w:val="ListBullet"/>
       </w:pPr>
       <w:r>
-        <w:t>GCP</w:t>
+        <w:t>Git and Code Review Workflows</w:t>
       </w:r>
     </w:p>
     <w:p>
@@ -110,7 +110,7 @@
         <w:pStyle w:val="ListBullet"/>
       </w:pPr>
       <w:r>
-        <w:t>Kubernetes</w:t>
+        <w:t>Testing Strategy: Unit / Integration / End-to-End</w:t>
       </w:r>
     </w:p>
     <w:p>
@@ -118,7 +118,7 @@
         <w:pStyle w:val="ListBullet"/>
       </w:pPr>
       <w:r>
-        <w:t>PostgreSQL</w:t>
+        <w:t>CI/CD Pipelines (including TeamCity-like workflows)</w:t>
       </w:r>
     </w:p>
     <w:p>
@@ -126,7 +126,7 @@
         <w:pStyle w:val="ListBullet"/>
       </w:pPr>
       <w:r>
-        <w:t>Redis</w:t>
+        <w:t>Observability: Logging, Metrics, Tracing</w:t>
       </w:r>
     </w:p>
     <w:p>
@@ -134,7 +134,7 @@
         <w:pStyle w:val="ListBullet"/>
       </w:pPr>
       <w:r>
-        <w:t>Flyway</w:t>
+        <w:t>Distributed Systems Debugging and Incident Response</w:t>
       </w:r>
     </w:p>
     <w:p>
@@ -142,7 +142,7 @@
         <w:pStyle w:val="ListBullet"/>
       </w:pPr>
       <w:r>
-        <w:t>jOOQ</w:t>
+        <w:t>DevOps and Automated Release Practices</w:t>
       </w:r>
     </w:p>
     <w:p>
@@ -150,7 +150,7 @@
         <w:pStyle w:val="ListBullet"/>
       </w:pPr>
       <w:r>
-        <w:t>Spock</w:t>
+        <w:t>Agile Delivery and Pragmatic Solution Design</w:t>
       </w:r>
     </w:p>
     <w:p>
@@ -158,7 +158,7 @@
         <w:pStyle w:val="ListBullet"/>
       </w:pPr>
       <w:r>
-        <w:t>Grafana</w:t>
+        <w:t>AI-Assisted Development Tools (coding agents, code generation, refactoring)</w:t>
       </w:r>
     </w:p>
     <w:p>
@@ -166,63 +166,7 @@
         <w:pStyle w:val="ListBullet"/>
       </w:pPr>
       <w:r>
-        <w:t>Prometheus</w:t>
-      </w:r>
-    </w:p>
-    <w:p>
-      <w:pPr>
-        <w:pStyle w:val="ListBullet"/>
-      </w:pPr>
-      <w:r>
-        <w:t>New Relic</w:t>
-      </w:r>
-    </w:p>
-    <w:p>
-      <w:pPr>
-        <w:pStyle w:val="ListBullet"/>
-      </w:pPr>
-      <w:r>
-        <w:t>Risk Management Systems</w:t>
-      </w:r>
-    </w:p>
-    <w:p>
-      <w:pPr>
-        <w:pStyle w:val="ListBullet"/>
-      </w:pPr>
-      <w:r>
-        <w:t>Fraud Detection Systems</w:t>
-      </w:r>
-    </w:p>
-    <w:p>
-      <w:pPr>
-        <w:pStyle w:val="ListBullet"/>
-      </w:pPr>
-      <w:r>
-        <w:t>Payment Processing</w:t>
-      </w:r>
-    </w:p>
-    <w:p>
-      <w:pPr>
-        <w:pStyle w:val="ListBullet"/>
-      </w:pPr>
-      <w:r>
-        <w:t>Kotlin (nice to have)</w:t>
-      </w:r>
-    </w:p>
-    <w:p>
-      <w:pPr>
-        <w:pStyle w:val="ListBullet"/>
-      </w:pPr>
-      <w:r>
-        <w:t>Scala (nice to have)</w:t>
-      </w:r>
-    </w:p>
-    <w:p>
-      <w:pPr>
-        <w:pStyle w:val="ListBullet"/>
-      </w:pPr>
-      <w:r>
-        <w:t>Finance Domain Experience</w:t>
+        <w:t>Secure, Reliable, and Performant Software Delivery</w:t>
       </w:r>
     </w:p>
     <w:p>
@@ -246,7 +190,7 @@
         <w:pStyle w:val="ListBullet2"/>
       </w:pPr>
       <w:r>
-        <w:t>Led platform engineering initiatives with focus on reliability, scalability, and delivery in data-intensive and risk-sensitive systems.</w:t>
+        <w:t>Led platform initiatives with strong focus on reliability, performance, and secure operations in production.</w:t>
       </w:r>
     </w:p>
     <w:p>
@@ -254,7 +198,7 @@
         <w:pStyle w:val="ListBullet2"/>
       </w:pPr>
       <w:r>
-        <w:t>Coordinated engineering execution across teams, mentored developers, and improved production readiness.</w:t>
+        <w:t>Coordinated cross-functional engineering delivery, mentored developers, and improved development lifecycle quality.</w:t>
       </w:r>
     </w:p>
     <w:p>
@@ -270,7 +214,7 @@
         <w:pStyle w:val="ListBullet2"/>
       </w:pPr>
       <w:r>
-        <w:t>Built and operated backend and data platforms for banking, logistics, and e-commerce products under production load.</w:t>
+        <w:t>Designed and delivered backend and data-heavy solutions across banking, logistics, and e-commerce domains.</w:t>
       </w:r>
     </w:p>
     <w:p>
@@ -278,7 +222,7 @@
         <w:pStyle w:val="ListBullet2"/>
       </w:pPr>
       <w:r>
-        <w:t>Improved system latency, throughput, and operational stability while integrating ML and analytics services into business workflows.</w:t>
+        <w:t>Built scalable, observable services and supported production triage, debugging, and continuous improvements.</w:t>
       </w:r>
     </w:p>
     <w:p>
@@ -294,7 +238,7 @@
         <w:pStyle w:val="ListBullet"/>
       </w:pPr>
       <w:r>
-        <w:t>Playing coach: hands-on delivery, code quality ownership, mentoring, and execution discipline.</w:t>
+        <w:t>Playing coach: hands-on implementation plus team enablement and technical mentoring.</w:t>
       </w:r>
     </w:p>
     <w:p>
@@ -302,7 +246,7 @@
         <w:pStyle w:val="ListBullet"/>
       </w:pPr>
       <w:r>
-        <w:t>Strong in translating business requirements into pragmatic technical architecture.</w:t>
+        <w:t>Strong communicator who translates ambiguous product goals into pragmatic technical designs.</w:t>
       </w:r>
     </w:p>
     <w:p>
@@ -310,7 +254,7 @@
         <w:pStyle w:val="ListBullet"/>
       </w:pPr>
       <w:r>
-        <w:t>Comfortable in fast-paced product teams with high standards for reliability and speed.</w:t>
+        <w:t>Values team atmosphere, integrity, and continuous improvement culture.</w:t>
       </w:r>
     </w:p>
     <w:p>

--- a/CV_BASOVI.docx
+++ b/CV_BASOVI.docx
@@ -12,12 +12,12 @@
     </w:p>
     <w:p>
       <w:r>
-        <w:t>Target Role: Software Engineer (Full-Stack)</w:t>
+        <w:t>Target Role: Senior Node.js Developer / Technical Lead</w:t>
       </w:r>
     </w:p>
     <w:p>
       <w:r>
-        <w:t>Location: Open for relocation | WhatsApp: +84822510931 | Telegram: @novator_24 | Email: basov.yo@gmail.com | LinkedIn: linkedin.com/in/basovi</w:t>
+        <w:t>Location: Open for relocation (including Spain) | WhatsApp: +84822510931 | Telegram: @novator_24 | Email: basov.yo@gmail.com | LinkedIn: linkedin.com/in/basovi</w:t>
       </w:r>
     </w:p>
     <w:p>
@@ -30,7 +30,7 @@
     </w:p>
     <w:p>
       <w:r>
-        <w:t>My name is Iurii Basov. I am actively considering opportunities for Data Architect and Tech Lead roles, and I am open to Full-Stack Software Engineer tracks in product organizations. I have 10+ years in IT: I started as a Java/Scala developer, moved into ML and platform engineering, and later progressed to leadership in ML platform initiatives at Sberbank. I work as a playing coach and full-stack data specialist, combining hands-on delivery with mentoring and business-focused execution.</w:t>
+        <w:t>My name is Iurii Basov. I am actively considering opportunities for Data Architect and Tech Lead roles, and I am open to Senior Node.js leadership tracks. I have 10+ years in IT: I started as a Java/Scala developer, then moved into ML and platform engineering, and later progressed to leadership roles in enterprise environments. I work as a playing coach and full-stack data specialist, combining hands-on engineering with architecture ownership, team mentoring, and business-oriented delivery.</w:t>
       </w:r>
     </w:p>
     <w:p>
@@ -46,7 +46,7 @@
         <w:pStyle w:val="ListBullet"/>
       </w:pPr>
       <w:r>
-        <w:t>Full-Stack Development (Backend Services + Frontend Applications)</w:t>
+        <w:t>Node.js</w:t>
       </w:r>
     </w:p>
     <w:p>
@@ -54,7 +54,7 @@
         <w:pStyle w:val="ListBullet"/>
       </w:pPr>
       <w:r>
-        <w:t>Java / Kotlin / C# / Go (modern backend language exposure)</w:t>
+        <w:t>NestJS</w:t>
       </w:r>
     </w:p>
     <w:p>
@@ -62,7 +62,7 @@
         <w:pStyle w:val="ListBullet"/>
       </w:pPr>
       <w:r>
-        <w:t>React / Angular / Vue (modern frontend framework exposure)</w:t>
+        <w:t>TypeScript</w:t>
       </w:r>
     </w:p>
     <w:p>
@@ -70,7 +70,7 @@
         <w:pStyle w:val="ListBullet"/>
       </w:pPr>
       <w:r>
-        <w:t>Relational Databases and Data Modeling</w:t>
+        <w:t>JavaScript (ECMAScript 6)</w:t>
       </w:r>
     </w:p>
     <w:p>
@@ -78,7 +78,7 @@
         <w:pStyle w:val="ListBullet"/>
       </w:pPr>
       <w:r>
-        <w:t>SQL Query Writing and Tuning</w:t>
+        <w:t>REST API design and implementation</w:t>
       </w:r>
     </w:p>
     <w:p>
@@ -86,7 +86,7 @@
         <w:pStyle w:val="ListBullet"/>
       </w:pPr>
       <w:r>
-        <w:t>Cloud Platforms: AWS / Azure / GCP</w:t>
+        <w:t>WebSockets implementation</w:t>
       </w:r>
     </w:p>
     <w:p>
@@ -94,7 +94,7 @@
         <w:pStyle w:val="ListBullet"/>
       </w:pPr>
       <w:r>
-        <w:t>Docker and Kubernetes</w:t>
+        <w:t>MySQL (commercial databases)</w:t>
       </w:r>
     </w:p>
     <w:p>
@@ -102,7 +102,7 @@
         <w:pStyle w:val="ListBullet"/>
       </w:pPr>
       <w:r>
-        <w:t>Git and Code Review Workflows</w:t>
+        <w:t>RabbitMQ</w:t>
       </w:r>
     </w:p>
     <w:p>
@@ -110,7 +110,7 @@
         <w:pStyle w:val="ListBullet"/>
       </w:pPr>
       <w:r>
-        <w:t>Testing Strategy: Unit / Integration / End-to-End</w:t>
+        <w:t>Redis</w:t>
       </w:r>
     </w:p>
     <w:p>
@@ -118,7 +118,7 @@
         <w:pStyle w:val="ListBullet"/>
       </w:pPr>
       <w:r>
-        <w:t>CI/CD Pipelines (including TeamCity-like workflows)</w:t>
+        <w:t>Git version control</w:t>
       </w:r>
     </w:p>
     <w:p>
@@ -126,7 +126,7 @@
         <w:pStyle w:val="ListBullet"/>
       </w:pPr>
       <w:r>
-        <w:t>Observability: Logging, Metrics, Tracing</w:t>
+        <w:t>3rd-party API integrations</w:t>
       </w:r>
     </w:p>
     <w:p>
@@ -134,7 +134,7 @@
         <w:pStyle w:val="ListBullet"/>
       </w:pPr>
       <w:r>
-        <w:t>Distributed Systems Debugging and Incident Response</w:t>
+        <w:t>Scalable high-performance architecture design</w:t>
       </w:r>
     </w:p>
     <w:p>
@@ -142,7 +142,7 @@
         <w:pStyle w:val="ListBullet"/>
       </w:pPr>
       <w:r>
-        <w:t>DevOps and Automated Release Practices</w:t>
+        <w:t>Troubleshooting and root-cause analysis</w:t>
       </w:r>
     </w:p>
     <w:p>
@@ -150,7 +150,7 @@
         <w:pStyle w:val="ListBullet"/>
       </w:pPr>
       <w:r>
-        <w:t>Agile Delivery and Pragmatic Solution Design</w:t>
+        <w:t>Coding standards and engineering best practices</w:t>
       </w:r>
     </w:p>
     <w:p>
@@ -158,7 +158,7 @@
         <w:pStyle w:val="ListBullet"/>
       </w:pPr>
       <w:r>
-        <w:t>AI-Assisted Development Tools (coding agents, code generation, refactoring)</w:t>
+        <w:t>Technical leadership and mentoring</w:t>
       </w:r>
     </w:p>
     <w:p>
@@ -166,7 +166,15 @@
         <w:pStyle w:val="ListBullet"/>
       </w:pPr>
       <w:r>
-        <w:t>Secure, Reliable, and Performant Software Delivery</w:t>
+        <w:t>Stakeholder communication and delivery planning</w:t>
+      </w:r>
+    </w:p>
+    <w:p>
+      <w:pPr>
+        <w:pStyle w:val="ListBullet"/>
+      </w:pPr>
+      <w:r>
+        <w:t>Fintech/iGaming adjacent domain experience</w:t>
       </w:r>
     </w:p>
     <w:p>
@@ -190,7 +198,7 @@
         <w:pStyle w:val="ListBullet2"/>
       </w:pPr>
       <w:r>
-        <w:t>Led platform initiatives with strong focus on reliability, performance, and secure operations in production.</w:t>
+        <w:t>Led technical initiatives with a balanced focus on architecture decisions, delivery quality, and production stability.</w:t>
       </w:r>
     </w:p>
     <w:p>
@@ -198,7 +206,7 @@
         <w:pStyle w:val="ListBullet2"/>
       </w:pPr>
       <w:r>
-        <w:t>Coordinated cross-functional engineering delivery, mentored developers, and improved development lifecycle quality.</w:t>
+        <w:t>Acted as a player-coach, coordinating engineering teams, establishing standards, and mentoring developers.</w:t>
       </w:r>
     </w:p>
     <w:p>
@@ -214,7 +222,7 @@
         <w:pStyle w:val="ListBullet2"/>
       </w:pPr>
       <w:r>
-        <w:t>Designed and delivered backend and data-heavy solutions across banking, logistics, and e-commerce domains.</w:t>
+        <w:t>Designed and supported high-load systems for finance, logistics, and digital products with strong reliability requirements.</w:t>
       </w:r>
     </w:p>
     <w:p>
@@ -222,7 +230,7 @@
         <w:pStyle w:val="ListBullet2"/>
       </w:pPr>
       <w:r>
-        <w:t>Built scalable, observable services and supported production triage, debugging, and continuous improvements.</w:t>
+        <w:t>Integrated external services, improved throughput/latency, and maintained production-grade development workflows.</w:t>
       </w:r>
     </w:p>
     <w:p>
@@ -230,7 +238,7 @@
         <w:pStyle w:val="Heading1"/>
       </w:pPr>
       <w:r>
-        <w:t>Working Style</w:t>
+        <w:t>Leadership &amp; Delivery Style</w:t>
       </w:r>
     </w:p>
     <w:p>
@@ -238,7 +246,7 @@
         <w:pStyle w:val="ListBullet"/>
       </w:pPr>
       <w:r>
-        <w:t>Playing coach: hands-on implementation plus team enablement and technical mentoring.</w:t>
+        <w:t>Hands-on leadership split between coding and architecture ownership.</w:t>
       </w:r>
     </w:p>
     <w:p>
@@ -246,7 +254,7 @@
         <w:pStyle w:val="ListBullet"/>
       </w:pPr>
       <w:r>
-        <w:t>Strong communicator who translates ambiguous product goals into pragmatic technical designs.</w:t>
+        <w:t>Strong in cross-team technical communication and stakeholder alignment.</w:t>
       </w:r>
     </w:p>
     <w:p>
@@ -254,7 +262,7 @@
         <w:pStyle w:val="ListBullet"/>
       </w:pPr>
       <w:r>
-        <w:t>Values team atmosphere, integrity, and continuous improvement culture.</w:t>
+        <w:t>Focus on maintainable systems, scalable design, and measurable delivery cadence.</w:t>
       </w:r>
     </w:p>
     <w:p>

--- a/CV_BASOVI.docx
+++ b/CV_BASOVI.docx
@@ -12,12 +12,12 @@
     </w:p>
     <w:p>
       <w:r>
-        <w:t>Target Role: Senior Node.js Developer / Technical Lead</w:t>
+        <w:t>Target Role: Senior Quant Software Developer / Data Architect / Tech Lead</w:t>
       </w:r>
     </w:p>
     <w:p>
       <w:r>
-        <w:t>Location: Open for relocation (including Spain) | WhatsApp: +84822510931 | Telegram: @novator_24 | Email: basov.yo@gmail.com | LinkedIn: linkedin.com/in/basovi</w:t>
+        <w:t>Location: Open for relocation (UAE) | WhatsApp: +84822510931 | Telegram: @novator_24 | Email: basov.yo@gmail.com | LinkedIn: linkedin.com/in/basovi</w:t>
       </w:r>
     </w:p>
     <w:p>
@@ -30,7 +30,7 @@
     </w:p>
     <w:p>
       <w:r>
-        <w:t>My name is Iurii Basov. I am actively considering opportunities for Data Architect and Tech Lead roles, and I am open to Senior Node.js leadership tracks. I have 10+ years in IT: I started as a Java/Scala developer, then moved into ML and platform engineering, and later progressed to leadership roles in enterprise environments. I work as a playing coach and full-stack data specialist, combining hands-on engineering with architecture ownership, team mentoring, and business-oriented delivery.</w:t>
+        <w:t>I am Iurii Basov, a senior engineer and technical lead with 10+ years in IT. I started as a Java/Scala developer, moved into ML and data platform engineering, and progressed to leadership roles in enterprise environments including Sberbank. I work as a playing coach: hands-on in implementation while driving architecture quality, mentoring teams, and aligning technical delivery with business outcomes.</w:t>
       </w:r>
     </w:p>
     <w:p>
@@ -46,7 +46,7 @@
         <w:pStyle w:val="ListBullet"/>
       </w:pPr>
       <w:r>
-        <w:t>Node.js</w:t>
+        <w:t>Python (Advanced)</w:t>
       </w:r>
     </w:p>
     <w:p>
@@ -54,7 +54,7 @@
         <w:pStyle w:val="ListBullet"/>
       </w:pPr>
       <w:r>
-        <w:t>NestJS</w:t>
+        <w:t>PySpark</w:t>
       </w:r>
     </w:p>
     <w:p>
@@ -62,7 +62,7 @@
         <w:pStyle w:val="ListBullet"/>
       </w:pPr>
       <w:r>
-        <w:t>TypeScript</w:t>
+        <w:t>SQL (Advanced)</w:t>
       </w:r>
     </w:p>
     <w:p>
@@ -70,7 +70,7 @@
         <w:pStyle w:val="ListBullet"/>
       </w:pPr>
       <w:r>
-        <w:t>JavaScript (ECMAScript 6)</w:t>
+        <w:t>Data Engineering: ingestion, transformation, modelling, automation, data quality checks</w:t>
       </w:r>
     </w:p>
     <w:p>
@@ -78,7 +78,7 @@
         <w:pStyle w:val="ListBullet"/>
       </w:pPr>
       <w:r>
-        <w:t>REST API design and implementation</w:t>
+        <w:t>APIs: REST, SOAP, gRPC, authentication and authorization</w:t>
       </w:r>
     </w:p>
     <w:p>
@@ -86,7 +86,7 @@
         <w:pStyle w:val="ListBullet"/>
       </w:pPr>
       <w:r>
-        <w:t>WebSockets implementation</w:t>
+        <w:t>Application Architecture and Design Patterns</w:t>
       </w:r>
     </w:p>
     <w:p>
@@ -94,7 +94,7 @@
         <w:pStyle w:val="ListBullet"/>
       </w:pPr>
       <w:r>
-        <w:t>MySQL (commercial databases)</w:t>
+        <w:t>Test-Driven Development (TDD)</w:t>
       </w:r>
     </w:p>
     <w:p>
@@ -102,7 +102,7 @@
         <w:pStyle w:val="ListBullet"/>
       </w:pPr>
       <w:r>
-        <w:t>RabbitMQ</w:t>
+        <w:t>CI/CD and DevOps Processes</w:t>
       </w:r>
     </w:p>
     <w:p>
@@ -110,7 +110,7 @@
         <w:pStyle w:val="ListBullet"/>
       </w:pPr>
       <w:r>
-        <w:t>Redis</w:t>
+        <w:t>Cloud Platforms: AWS and Azure</w:t>
       </w:r>
     </w:p>
     <w:p>
@@ -118,7 +118,7 @@
         <w:pStyle w:val="ListBullet"/>
       </w:pPr>
       <w:r>
-        <w:t>Git version control</w:t>
+        <w:t>Databricks</w:t>
       </w:r>
     </w:p>
     <w:p>
@@ -126,7 +126,7 @@
         <w:pStyle w:val="ListBullet"/>
       </w:pPr>
       <w:r>
-        <w:t>3rd-party API integrations</w:t>
+        <w:t>Palantir Foundry</w:t>
       </w:r>
     </w:p>
     <w:p>
@@ -134,7 +134,7 @@
         <w:pStyle w:val="ListBullet"/>
       </w:pPr>
       <w:r>
-        <w:t>Scalable high-performance architecture design</w:t>
+        <w:t>Dash (Python framework)</w:t>
       </w:r>
     </w:p>
     <w:p>
@@ -142,7 +142,7 @@
         <w:pStyle w:val="ListBullet"/>
       </w:pPr>
       <w:r>
-        <w:t>Troubleshooting and root-cause analysis</w:t>
+        <w:t>JavaScript</w:t>
       </w:r>
     </w:p>
     <w:p>
@@ -150,7 +150,7 @@
         <w:pStyle w:val="ListBullet"/>
       </w:pPr>
       <w:r>
-        <w:t>Coding standards and engineering best practices</w:t>
+        <w:t>React</w:t>
       </w:r>
     </w:p>
     <w:p>
@@ -158,7 +158,7 @@
         <w:pStyle w:val="ListBullet"/>
       </w:pPr>
       <w:r>
-        <w:t>Technical leadership and mentoring</w:t>
+        <w:t>OpenFin / FDC3</w:t>
       </w:r>
     </w:p>
     <w:p>
@@ -166,7 +166,7 @@
         <w:pStyle w:val="ListBullet"/>
       </w:pPr>
       <w:r>
-        <w:t>Stakeholder communication and delivery planning</w:t>
+        <w:t>Quant Analytics: Monte Carlo, pricing, risk, factor modelling</w:t>
       </w:r>
     </w:p>
     <w:p>
@@ -174,7 +174,23 @@
         <w:pStyle w:val="ListBullet"/>
       </w:pPr>
       <w:r>
-        <w:t>Fintech/iGaming adjacent domain experience</w:t>
+        <w:t>Portfolio Management: allocation, rebalancing, attribution</w:t>
+      </w:r>
+    </w:p>
+    <w:p>
+      <w:pPr>
+        <w:pStyle w:val="ListBullet"/>
+      </w:pPr>
+      <w:r>
+        <w:t>Market Data and Investment Platform Integration</w:t>
+      </w:r>
+    </w:p>
+    <w:p>
+      <w:pPr>
+        <w:pStyle w:val="ListBullet"/>
+      </w:pPr>
+      <w:r>
+        <w:t>Agile Delivery and Stakeholder Communication</w:t>
       </w:r>
     </w:p>
     <w:p>
@@ -198,7 +214,7 @@
         <w:pStyle w:val="ListBullet2"/>
       </w:pPr>
       <w:r>
-        <w:t>Led technical initiatives with a balanced focus on architecture decisions, delivery quality, and production stability.</w:t>
+        <w:t>Led scalable platform and analytics initiatives with strong focus on reliability, maintainability, and delivery discipline.</w:t>
       </w:r>
     </w:p>
     <w:p>
@@ -206,7 +222,7 @@
         <w:pStyle w:val="ListBullet2"/>
       </w:pPr>
       <w:r>
-        <w:t>Acted as a player-coach, coordinating engineering teams, establishing standards, and mentoring developers.</w:t>
+        <w:t>Coordinated technical roadmaps, challenged requirements, and mentored engineers while staying hands-on in critical implementation paths.</w:t>
       </w:r>
     </w:p>
     <w:p>
@@ -222,7 +238,7 @@
         <w:pStyle w:val="ListBullet2"/>
       </w:pPr>
       <w:r>
-        <w:t>Designed and supported high-load systems for finance, logistics, and digital products with strong reliability requirements.</w:t>
+        <w:t>Designed and operated data-intensive solutions for finance, logistics, and digital products using cloud-native and pipeline-centric patterns.</w:t>
       </w:r>
     </w:p>
     <w:p>
@@ -230,39 +246,7 @@
         <w:pStyle w:val="ListBullet2"/>
       </w:pPr>
       <w:r>
-        <w:t>Integrated external services, improved throughput/latency, and maintained production-grade development workflows.</w:t>
-      </w:r>
-    </w:p>
-    <w:p>
-      <w:pPr>
-        <w:pStyle w:val="Heading1"/>
-      </w:pPr>
-      <w:r>
-        <w:t>Leadership &amp; Delivery Style</w:t>
-      </w:r>
-    </w:p>
-    <w:p>
-      <w:pPr>
-        <w:pStyle w:val="ListBullet"/>
-      </w:pPr>
-      <w:r>
-        <w:t>Hands-on leadership split between coding and architecture ownership.</w:t>
-      </w:r>
-    </w:p>
-    <w:p>
-      <w:pPr>
-        <w:pStyle w:val="ListBullet"/>
-      </w:pPr>
-      <w:r>
-        <w:t>Strong in cross-team technical communication and stakeholder alignment.</w:t>
-      </w:r>
-    </w:p>
-    <w:p>
-      <w:pPr>
-        <w:pStyle w:val="ListBullet"/>
-      </w:pPr>
-      <w:r>
-        <w:t>Focus on maintainable systems, scalable design, and measurable delivery cadence.</w:t>
+        <w:t>Implemented API integrations and quality automation, improving data readiness and decision support for business stakeholders.</w:t>
       </w:r>
     </w:p>
     <w:p>

--- a/CV_BASOVI.docx
+++ b/CV_BASOVI.docx
@@ -12,12 +12,12 @@
     </w:p>
     <w:p>
       <w:r>
-        <w:t>Target Role: Senior Quant Software Developer / Data Architect / Tech Lead</w:t>
+        <w:t>Target Role: Frontend Developer (Vue.js / React)</w:t>
       </w:r>
     </w:p>
     <w:p>
       <w:r>
-        <w:t>Location: Open for relocation (UAE) | WhatsApp: +84822510931 | Telegram: @novator_24 | Email: basov.yo@gmail.com | LinkedIn: linkedin.com/in/basovi</w:t>
+        <w:t>Location: Remote | WhatsApp: +84822510931 | Telegram: @novator_24 | Email: basov.yo@gmail.com | LinkedIn: linkedin.com/in/basovi</w:t>
       </w:r>
     </w:p>
     <w:p>
@@ -30,7 +30,7 @@
     </w:p>
     <w:p>
       <w:r>
-        <w:t>I am Iurii Basov, a senior engineer and technical lead with 10+ years in IT. I started as a Java/Scala developer, moved into ML and data platform engineering, and progressed to leadership roles in enterprise environments including Sberbank. I work as a playing coach: hands-on in implementation while driving architecture quality, mentoring teams, and aligning technical delivery with business outcomes.</w:t>
+        <w:t>My name is Iurii Basov. I am actively considering Data Architect and Tech Lead opportunities, and I am also open to frontend engineering roles where strong product delivery and technical ownership are critical. I have 10+ years in IT, starting as a Java/Scala developer, then moving into ML and platform engineering, and later leading technical initiatives in enterprise environments. I work as a playing coach and full-stack specialist, combining hands-on coding with architecture thinking and team mentoring.</w:t>
       </w:r>
     </w:p>
     <w:p>
@@ -46,7 +46,7 @@
         <w:pStyle w:val="ListBullet"/>
       </w:pPr>
       <w:r>
-        <w:t>Python (Advanced)</w:t>
+        <w:t>JavaScript (ES6+)</w:t>
       </w:r>
     </w:p>
     <w:p>
@@ -54,7 +54,7 @@
         <w:pStyle w:val="ListBullet"/>
       </w:pPr>
       <w:r>
-        <w:t>PySpark</w:t>
+        <w:t>Vue.js (advanced production usage)</w:t>
       </w:r>
     </w:p>
     <w:p>
@@ -62,7 +62,7 @@
         <w:pStyle w:val="ListBullet"/>
       </w:pPr>
       <w:r>
-        <w:t>SQL (Advanced)</w:t>
+        <w:t>React (production experience)</w:t>
       </w:r>
     </w:p>
     <w:p>
@@ -70,7 +70,7 @@
         <w:pStyle w:val="ListBullet"/>
       </w:pPr>
       <w:r>
-        <w:t>Data Engineering: ingestion, transformation, modelling, automation, data quality checks</w:t>
+        <w:t>Frontend architecture for scalable web applications</w:t>
       </w:r>
     </w:p>
     <w:p>
@@ -78,7 +78,7 @@
         <w:pStyle w:val="ListBullet"/>
       </w:pPr>
       <w:r>
-        <w:t>APIs: REST, SOAP, gRPC, authentication and authorization</w:t>
+        <w:t>Reusable UI components and front-end libraries</w:t>
       </w:r>
     </w:p>
     <w:p>
@@ -86,7 +86,7 @@
         <w:pStyle w:val="ListBullet"/>
       </w:pPr>
       <w:r>
-        <w:t>Application Architecture and Design Patterns</w:t>
+        <w:t>Responsive Web Design</w:t>
       </w:r>
     </w:p>
     <w:p>
@@ -94,7 +94,7 @@
         <w:pStyle w:val="ListBullet"/>
       </w:pPr>
       <w:r>
-        <w:t>Test-Driven Development (TDD)</w:t>
+        <w:t>CSS / SCSS</w:t>
       </w:r>
     </w:p>
     <w:p>
@@ -102,7 +102,7 @@
         <w:pStyle w:val="ListBullet"/>
       </w:pPr>
       <w:r>
-        <w:t>CI/CD and DevOps Processes</w:t>
+        <w:t>Cross-browser compatibility optimization</w:t>
       </w:r>
     </w:p>
     <w:p>
@@ -110,7 +110,7 @@
         <w:pStyle w:val="ListBullet"/>
       </w:pPr>
       <w:r>
-        <w:t>Cloud Platforms: AWS and Azure</w:t>
+        <w:t>Performance optimization for frontend applications</w:t>
       </w:r>
     </w:p>
     <w:p>
@@ -118,7 +118,7 @@
         <w:pStyle w:val="ListBullet"/>
       </w:pPr>
       <w:r>
-        <w:t>Databricks</w:t>
+        <w:t>API integration with backend services</w:t>
       </w:r>
     </w:p>
     <w:p>
@@ -126,7 +126,7 @@
         <w:pStyle w:val="ListBullet"/>
       </w:pPr>
       <w:r>
-        <w:t>Palantir Foundry</w:t>
+        <w:t>Webpack and modern frontend build tooling</w:t>
       </w:r>
     </w:p>
     <w:p>
@@ -134,7 +134,7 @@
         <w:pStyle w:val="ListBullet"/>
       </w:pPr>
       <w:r>
-        <w:t>Dash (Python framework)</w:t>
+        <w:t>Git version control</w:t>
       </w:r>
     </w:p>
     <w:p>
@@ -142,7 +142,7 @@
         <w:pStyle w:val="ListBullet"/>
       </w:pPr>
       <w:r>
-        <w:t>JavaScript</w:t>
+        <w:t>Code review and engineering best practices</w:t>
       </w:r>
     </w:p>
     <w:p>
@@ -150,47 +150,7 @@
         <w:pStyle w:val="ListBullet"/>
       </w:pPr>
       <w:r>
-        <w:t>React</w:t>
-      </w:r>
-    </w:p>
-    <w:p>
-      <w:pPr>
-        <w:pStyle w:val="ListBullet"/>
-      </w:pPr>
-      <w:r>
-        <w:t>OpenFin / FDC3</w:t>
-      </w:r>
-    </w:p>
-    <w:p>
-      <w:pPr>
-        <w:pStyle w:val="ListBullet"/>
-      </w:pPr>
-      <w:r>
-        <w:t>Quant Analytics: Monte Carlo, pricing, risk, factor modelling</w:t>
-      </w:r>
-    </w:p>
-    <w:p>
-      <w:pPr>
-        <w:pStyle w:val="ListBullet"/>
-      </w:pPr>
-      <w:r>
-        <w:t>Portfolio Management: allocation, rebalancing, attribution</w:t>
-      </w:r>
-    </w:p>
-    <w:p>
-      <w:pPr>
-        <w:pStyle w:val="ListBullet"/>
-      </w:pPr>
-      <w:r>
-        <w:t>Market Data and Investment Platform Integration</w:t>
-      </w:r>
-    </w:p>
-    <w:p>
-      <w:pPr>
-        <w:pStyle w:val="ListBullet"/>
-      </w:pPr>
-      <w:r>
-        <w:t>Agile Delivery and Stakeholder Communication</w:t>
+        <w:t>Mentoring and team collaboration with UI/UX designers</w:t>
       </w:r>
     </w:p>
     <w:p>
@@ -214,7 +174,7 @@
         <w:pStyle w:val="ListBullet2"/>
       </w:pPr>
       <w:r>
-        <w:t>Led scalable platform and analytics initiatives with strong focus on reliability, maintainability, and delivery discipline.</w:t>
+        <w:t>Led cross-functional engineering delivery with strong focus on product quality, maintainability, and collaboration.</w:t>
       </w:r>
     </w:p>
     <w:p>
@@ -222,7 +182,7 @@
         <w:pStyle w:val="ListBullet2"/>
       </w:pPr>
       <w:r>
-        <w:t>Coordinated technical roadmaps, challenged requirements, and mentored engineers while staying hands-on in critical implementation paths.</w:t>
+        <w:t>Supported engineering standards, mentoring, and delivery workflows across frontend/backend collaboration boundaries.</w:t>
       </w:r>
     </w:p>
     <w:p>
@@ -238,7 +198,7 @@
         <w:pStyle w:val="ListBullet2"/>
       </w:pPr>
       <w:r>
-        <w:t>Designed and operated data-intensive solutions for finance, logistics, and digital products using cloud-native and pipeline-centric patterns.</w:t>
+        <w:t>Delivered scalable product features across data and web systems, emphasizing reliability, usability, and clean architecture.</w:t>
       </w:r>
     </w:p>
     <w:p>
@@ -246,7 +206,39 @@
         <w:pStyle w:val="ListBullet2"/>
       </w:pPr>
       <w:r>
-        <w:t>Implemented API integrations and quality automation, improving data readiness and decision support for business stakeholders.</w:t>
+        <w:t>Worked closely with product and design stakeholders to translate requirements into production-ready solutions.</w:t>
+      </w:r>
+    </w:p>
+    <w:p>
+      <w:pPr>
+        <w:pStyle w:val="Heading1"/>
+      </w:pPr>
+      <w:r>
+        <w:t>Working Style</w:t>
+      </w:r>
+    </w:p>
+    <w:p>
+      <w:pPr>
+        <w:pStyle w:val="ListBullet"/>
+      </w:pPr>
+      <w:r>
+        <w:t>Strong collaboration with UI/UX and backend teams to deliver cohesive user experiences.</w:t>
+      </w:r>
+    </w:p>
+    <w:p>
+      <w:pPr>
+        <w:pStyle w:val="ListBullet"/>
+      </w:pPr>
+      <w:r>
+        <w:t>Focus on clean code, reusable components, and measurable frontend performance.</w:t>
+      </w:r>
+    </w:p>
+    <w:p>
+      <w:pPr>
+        <w:pStyle w:val="ListBullet"/>
+      </w:pPr>
+      <w:r>
+        <w:t>Comfortable in contract-style and fast-iteration delivery setups.</w:t>
       </w:r>
     </w:p>
     <w:p>

--- a/CV_BASOVI.docx
+++ b/CV_BASOVI.docx
@@ -12,12 +12,12 @@
     </w:p>
     <w:p>
       <w:r>
-        <w:t>Target Role: Frontend Developer (Vue.js / React)</w:t>
+        <w:t>Target Role: Senior Product Engineer - AI / Artificial Intelligence Engineer</w:t>
       </w:r>
     </w:p>
     <w:p>
       <w:r>
-        <w:t>Location: Remote | WhatsApp: +84822510931 | Telegram: @novator_24 | Email: basov.yo@gmail.com | LinkedIn: linkedin.com/in/basovi</w:t>
+        <w:t>Location: Open for relocation (Cyprus) | WhatsApp: +84822510931 | Telegram: @novator_24 | Email: basov.yo@gmail.com | LinkedIn: linkedin.com/in/basovi</w:t>
       </w:r>
     </w:p>
     <w:p>
@@ -30,7 +30,7 @@
     </w:p>
     <w:p>
       <w:r>
-        <w:t>My name is Iurii Basov. I am actively considering Data Architect and Tech Lead opportunities, and I am also open to frontend engineering roles where strong product delivery and technical ownership are critical. I have 10+ years in IT, starting as a Java/Scala developer, then moving into ML and platform engineering, and later leading technical initiatives in enterprise environments. I work as a playing coach and full-stack specialist, combining hands-on coding with architecture thinking and team mentoring.</w:t>
+        <w:t>My name is Iurii Basov. I am actively considering opportunities for Data Architect and Tech Lead roles, and I am open to AI product engineering tracks with end-to-end ownership. I have 10+ years in IT: I started as a Java/Scala developer, then moved into ML and platform engineering, and later progressed to leadership roles in enterprise environments. I work as a playing coach and full-stack data specialist, combining product thinking, hands-on implementation, and architecture leadership.</w:t>
       </w:r>
     </w:p>
     <w:p>
@@ -46,7 +46,7 @@
         <w:pStyle w:val="ListBullet"/>
       </w:pPr>
       <w:r>
-        <w:t>JavaScript (ES6+)</w:t>
+        <w:t>End-to-end product ownership across full SDLC</w:t>
       </w:r>
     </w:p>
     <w:p>
@@ -54,7 +54,7 @@
         <w:pStyle w:val="ListBullet"/>
       </w:pPr>
       <w:r>
-        <w:t>Vue.js (advanced production usage)</w:t>
+        <w:t>TypeScript / modern JavaScript</w:t>
       </w:r>
     </w:p>
     <w:p>
@@ -62,7 +62,7 @@
         <w:pStyle w:val="ListBullet"/>
       </w:pPr>
       <w:r>
-        <w:t>React (production experience)</w:t>
+        <w:t>Vue.js (preferred framework)</w:t>
       </w:r>
     </w:p>
     <w:p>
@@ -70,7 +70,7 @@
         <w:pStyle w:val="ListBullet"/>
       </w:pPr>
       <w:r>
-        <w:t>Frontend architecture for scalable web applications</w:t>
+        <w:t>Python backend development</w:t>
       </w:r>
     </w:p>
     <w:p>
@@ -78,7 +78,7 @@
         <w:pStyle w:val="ListBullet"/>
       </w:pPr>
       <w:r>
-        <w:t>Reusable UI components and front-end libraries</w:t>
+        <w:t>AI-enabled product and platform engineering</w:t>
       </w:r>
     </w:p>
     <w:p>
@@ -86,7 +86,7 @@
         <w:pStyle w:val="ListBullet"/>
       </w:pPr>
       <w:r>
-        <w:t>Responsive Web Design</w:t>
+        <w:t>AI agents integration into product workflows</w:t>
       </w:r>
     </w:p>
     <w:p>
@@ -94,7 +94,7 @@
         <w:pStyle w:val="ListBullet"/>
       </w:pPr>
       <w:r>
-        <w:t>CSS / SCSS</w:t>
+        <w:t>API design and integration</w:t>
       </w:r>
     </w:p>
     <w:p>
@@ -102,7 +102,7 @@
         <w:pStyle w:val="ListBullet"/>
       </w:pPr>
       <w:r>
-        <w:t>Cross-browser compatibility optimization</w:t>
+        <w:t>PostgreSQL and relational database design</w:t>
       </w:r>
     </w:p>
     <w:p>
@@ -110,7 +110,7 @@
         <w:pStyle w:val="ListBullet"/>
       </w:pPr>
       <w:r>
-        <w:t>Performance optimization for frontend applications</w:t>
+        <w:t>Cloud systems (AWS) and resilient architecture</w:t>
       </w:r>
     </w:p>
     <w:p>
@@ -118,7 +118,7 @@
         <w:pStyle w:val="ListBullet"/>
       </w:pPr>
       <w:r>
-        <w:t>API integration with backend services</w:t>
+        <w:t>Scalability, security, and observability decisions</w:t>
       </w:r>
     </w:p>
     <w:p>
@@ -126,7 +126,7 @@
         <w:pStyle w:val="ListBullet"/>
       </w:pPr>
       <w:r>
-        <w:t>Webpack and modern frontend build tooling</w:t>
+        <w:t>Clean architecture and engineering standards</w:t>
       </w:r>
     </w:p>
     <w:p>
@@ -134,7 +134,7 @@
         <w:pStyle w:val="ListBullet"/>
       </w:pPr>
       <w:r>
-        <w:t>Git version control</w:t>
+        <w:t>Testing strategy and quality gates</w:t>
       </w:r>
     </w:p>
     <w:p>
@@ -142,7 +142,7 @@
         <w:pStyle w:val="ListBullet"/>
       </w:pPr>
       <w:r>
-        <w:t>Code review and engineering best practices</w:t>
+        <w:t>CI/CD and automation-first development</w:t>
       </w:r>
     </w:p>
     <w:p>
@@ -150,7 +150,15 @@
         <w:pStyle w:val="ListBullet"/>
       </w:pPr>
       <w:r>
-        <w:t>Mentoring and team collaboration with UI/UX designers</w:t>
+        <w:t>AI-assisted development (Copilot/Claude) with secure practices</w:t>
+      </w:r>
+    </w:p>
+    <w:p>
+      <w:pPr>
+        <w:pStyle w:val="ListBullet"/>
+      </w:pPr>
+      <w:r>
+        <w:t>Cross-functional collaboration with stakeholders and users</w:t>
       </w:r>
     </w:p>
     <w:p>
@@ -174,7 +182,7 @@
         <w:pStyle w:val="ListBullet2"/>
       </w:pPr>
       <w:r>
-        <w:t>Led cross-functional engineering delivery with strong focus on product quality, maintainability, and collaboration.</w:t>
+        <w:t>Led AI/platform initiatives end-to-end, from requirement shaping to production rollout and continuous improvements.</w:t>
       </w:r>
     </w:p>
     <w:p>
@@ -182,7 +190,7 @@
         <w:pStyle w:val="ListBullet2"/>
       </w:pPr>
       <w:r>
-        <w:t>Supported engineering standards, mentoring, and delivery workflows across frontend/backend collaboration boundaries.</w:t>
+        <w:t>Improved engineering effectiveness, product reliability, and delivery quality through architecture and DevEx-focused practices.</w:t>
       </w:r>
     </w:p>
     <w:p>
@@ -198,7 +206,7 @@
         <w:pStyle w:val="ListBullet2"/>
       </w:pPr>
       <w:r>
-        <w:t>Delivered scalable product features across data and web systems, emphasizing reliability, usability, and clean architecture.</w:t>
+        <w:t>Built scalable backend/data solutions and user-facing integrations for finance, logistics, and digital products.</w:t>
       </w:r>
     </w:p>
     <w:p>
@@ -206,7 +214,7 @@
         <w:pStyle w:val="ListBullet2"/>
       </w:pPr>
       <w:r>
-        <w:t>Worked closely with product and design stakeholders to translate requirements into production-ready solutions.</w:t>
+        <w:t>Integrated AI-enabled workflows and automation patterns with measurable product and operational impact.</w:t>
       </w:r>
     </w:p>
     <w:p>
@@ -222,7 +230,7 @@
         <w:pStyle w:val="ListBullet"/>
       </w:pPr>
       <w:r>
-        <w:t>Strong collaboration with UI/UX and backend teams to deliver cohesive user experiences.</w:t>
+        <w:t>End-to-end ownership from discovery and architecture to deployment and iteration.</w:t>
       </w:r>
     </w:p>
     <w:p>
@@ -230,7 +238,7 @@
         <w:pStyle w:val="ListBullet"/>
       </w:pPr>
       <w:r>
-        <w:t>Focus on clean code, reusable components, and measurable frontend performance.</w:t>
+        <w:t>Strong collaboration with users, product stakeholders, and AI/engineering teams.</w:t>
       </w:r>
     </w:p>
     <w:p>
@@ -238,7 +246,7 @@
         <w:pStyle w:val="ListBullet"/>
       </w:pPr>
       <w:r>
-        <w:t>Comfortable in contract-style and fast-iteration delivery setups.</w:t>
+        <w:t>Focus on resilient systems, clean architecture, and responsible AI-assisted development.</w:t>
       </w:r>
     </w:p>
     <w:p>

--- a/CV_BASOVI.docx
+++ b/CV_BASOVI.docx
@@ -12,12 +12,12 @@
     </w:p>
     <w:p>
       <w:r>
-        <w:t>Target Role: Senior Product Engineer - AI / Artificial Intelligence Engineer</w:t>
+        <w:t>Target Role: Senior AI Engineer (Search / Retrieval)</w:t>
       </w:r>
     </w:p>
     <w:p>
       <w:r>
-        <w:t>Location: Open for relocation (Cyprus) | WhatsApp: +84822510931 | Telegram: @novator_24 | Email: basov.yo@gmail.com | LinkedIn: linkedin.com/in/basovi</w:t>
+        <w:t>Location: Open for relocation (Singapore) | WhatsApp: +84822510931 | Telegram: @novator_24 | Email: basov.yo@gmail.com | LinkedIn: linkedin.com/in/basovi</w:t>
       </w:r>
     </w:p>
     <w:p>
@@ -30,7 +30,7 @@
     </w:p>
     <w:p>
       <w:r>
-        <w:t>My name is Iurii Basov. I am actively considering opportunities for Data Architect and Tech Lead roles, and I am open to AI product engineering tracks with end-to-end ownership. I have 10+ years in IT: I started as a Java/Scala developer, then moved into ML and platform engineering, and later progressed to leadership roles in enterprise environments. I work as a playing coach and full-stack data specialist, combining product thinking, hands-on implementation, and architecture leadership.</w:t>
+        <w:t>My name is Iurii Basov. I am actively considering Data Architect and Tech Lead opportunities, and I am open to Senior AI Engineer roles focused on search/retrieval. I have 10+ years in IT: I started as a Java/Scala developer, then moved into ML and platform engineering, and later led complex platform initiatives in enterprise environments. I work as a playing coach and full-stack data specialist, combining hands-on engineering with architecture ownership and measurable delivery outcomes.</w:t>
       </w:r>
     </w:p>
     <w:p>
@@ -46,7 +46,7 @@
         <w:pStyle w:val="ListBullet"/>
       </w:pPr>
       <w:r>
-        <w:t>End-to-end product ownership across full SDLC</w:t>
+        <w:t>Python / Go / Java backend proficiency</w:t>
       </w:r>
     </w:p>
     <w:p>
@@ -54,7 +54,7 @@
         <w:pStyle w:val="ListBullet"/>
       </w:pPr>
       <w:r>
-        <w:t>TypeScript / modern JavaScript</w:t>
+        <w:t>Enterprise retrieval systems (search / recommendation / knowledge-base)</w:t>
       </w:r>
     </w:p>
     <w:p>
@@ -62,7 +62,7 @@
         <w:pStyle w:val="ListBullet"/>
       </w:pPr>
       <w:r>
-        <w:t>Vue.js (preferred framework)</w:t>
+        <w:t>Information Retrieval fundamentals: TF-IDF, BM25, learning-to-rank, query parsing</w:t>
       </w:r>
     </w:p>
     <w:p>
@@ -70,7 +70,7 @@
         <w:pStyle w:val="ListBullet"/>
       </w:pPr>
       <w:r>
-        <w:t>Python backend development</w:t>
+        <w:t>Search engines: OpenSearch / Elasticsearch / Solr / Vespa</w:t>
       </w:r>
     </w:p>
     <w:p>
@@ -78,7 +78,7 @@
         <w:pStyle w:val="ListBullet"/>
       </w:pPr>
       <w:r>
-        <w:t>AI-enabled product and platform engineering</w:t>
+        <w:t>Vector search and embeddings: FAISS, pgvector, Pinecone, Weaviate, Qdrant, Milvus</w:t>
       </w:r>
     </w:p>
     <w:p>
@@ -86,7 +86,7 @@
         <w:pStyle w:val="ListBullet"/>
       </w:pPr>
       <w:r>
-        <w:t>AI agents integration into product workflows</w:t>
+        <w:t>RAG pipelines and semantic search in production</w:t>
       </w:r>
     </w:p>
     <w:p>
@@ -94,7 +94,7 @@
         <w:pStyle w:val="ListBullet"/>
       </w:pPr>
       <w:r>
-        <w:t>API design and integration</w:t>
+        <w:t>NLP/LLM tooling: transformer embeddings, cross-encoder rerankers, prompt engineering</w:t>
       </w:r>
     </w:p>
     <w:p>
@@ -102,7 +102,7 @@
         <w:pStyle w:val="ListBullet"/>
       </w:pPr>
       <w:r>
-        <w:t>PostgreSQL and relational database design</w:t>
+        <w:t>Frameworks: LangChain, LlamaIndex, Haystack</w:t>
       </w:r>
     </w:p>
     <w:p>
@@ -110,7 +110,7 @@
         <w:pStyle w:val="ListBullet"/>
       </w:pPr>
       <w:r>
-        <w:t>Cloud systems (AWS) and resilient architecture</w:t>
+        <w:t>Hybrid retrieval pipelines: lexical + dense + SQL/graph retrieval</w:t>
       </w:r>
     </w:p>
     <w:p>
@@ -118,7 +118,7 @@
         <w:pStyle w:val="ListBullet"/>
       </w:pPr>
       <w:r>
-        <w:t>Scalability, security, and observability decisions</w:t>
+        <w:t>Evaluation harnesses: NDCG, MRR, recall@k, faithfulness, citation accuracy</w:t>
       </w:r>
     </w:p>
     <w:p>
@@ -126,7 +126,7 @@
         <w:pStyle w:val="ListBullet"/>
       </w:pPr>
       <w:r>
-        <w:t>Clean architecture and engineering standards</w:t>
+        <w:t>Permission-aware retrieval and ACL preservation</w:t>
       </w:r>
     </w:p>
     <w:p>
@@ -134,7 +134,7 @@
         <w:pStyle w:val="ListBullet"/>
       </w:pPr>
       <w:r>
-        <w:t>Testing strategy and quality gates</w:t>
+        <w:t>SaaS API integrations (REST/GraphQL/webhooks), OAuth, rate limits, incremental sync</w:t>
       </w:r>
     </w:p>
     <w:p>
@@ -142,7 +142,7 @@
         <w:pStyle w:val="ListBullet"/>
       </w:pPr>
       <w:r>
-        <w:t>CI/CD and automation-first development</w:t>
+        <w:t>SQL + NoSQL/document stores, distributed systems</w:t>
       </w:r>
     </w:p>
     <w:p>
@@ -150,7 +150,7 @@
         <w:pStyle w:val="ListBullet"/>
       </w:pPr>
       <w:r>
-        <w:t>AI-assisted development (Copilot/Claude) with secure practices</w:t>
+        <w:t>Cloud platforms, containerization, CI/CD</w:t>
       </w:r>
     </w:p>
     <w:p>
@@ -158,7 +158,15 @@
         <w:pStyle w:val="ListBullet"/>
       </w:pPr>
       <w:r>
-        <w:t>Cross-functional collaboration with stakeholders and users</w:t>
+        <w:t>Knowledge graphs, entity resolution, cross-source identity linking</w:t>
+      </w:r>
+    </w:p>
+    <w:p>
+      <w:pPr>
+        <w:pStyle w:val="ListBullet"/>
+      </w:pPr>
+      <w:r>
+        <w:t>Streaming ingestion: Kafka/Flink/Spark</w:t>
       </w:r>
     </w:p>
     <w:p>
@@ -182,7 +190,7 @@
         <w:pStyle w:val="ListBullet2"/>
       </w:pPr>
       <w:r>
-        <w:t>Led AI/platform initiatives end-to-end, from requirement shaping to production rollout and continuous improvements.</w:t>
+        <w:t>Led data and AI platform initiatives requiring scalable retrieval, low-latency access patterns, and production-grade reliability.</w:t>
       </w:r>
     </w:p>
     <w:p>
@@ -190,7 +198,7 @@
         <w:pStyle w:val="ListBullet2"/>
       </w:pPr>
       <w:r>
-        <w:t>Improved engineering effectiveness, product reliability, and delivery quality through architecture and DevEx-focused practices.</w:t>
+        <w:t>Improved architecture quality and experimentation discipline for ranking, relevance, and operational observability.</w:t>
       </w:r>
     </w:p>
     <w:p>
@@ -206,7 +214,7 @@
         <w:pStyle w:val="ListBullet2"/>
       </w:pPr>
       <w:r>
-        <w:t>Built scalable backend/data solutions and user-facing integrations for finance, logistics, and digital products.</w:t>
+        <w:t>Built and integrated enterprise data systems across heterogeneous sources, with strong focus on API integrations and governance.</w:t>
       </w:r>
     </w:p>
     <w:p>
@@ -214,7 +222,7 @@
         <w:pStyle w:val="ListBullet2"/>
       </w:pPr>
       <w:r>
-        <w:t>Integrated AI-enabled workflows and automation patterns with measurable product and operational impact.</w:t>
+        <w:t>Shipped cloud-native pipelines with measurable gains in freshness, reliability, and cost/performance balance.</w:t>
       </w:r>
     </w:p>
     <w:p>
@@ -230,7 +238,7 @@
         <w:pStyle w:val="ListBullet"/>
       </w:pPr>
       <w:r>
-        <w:t>End-to-end ownership from discovery and architecture to deployment and iteration.</w:t>
+        <w:t>Quality-obsessed and metrics-driven: prioritize measurable retrieval quality over subjective impressions.</w:t>
       </w:r>
     </w:p>
     <w:p>
@@ -238,7 +246,7 @@
         <w:pStyle w:val="ListBullet"/>
       </w:pPr>
       <w:r>
-        <w:t>Strong collaboration with users, product stakeholders, and AI/engineering teams.</w:t>
+        <w:t>Self-directed execution from ambiguous problem to production system.</w:t>
       </w:r>
     </w:p>
     <w:p>
@@ -246,7 +254,7 @@
         <w:pStyle w:val="ListBullet"/>
       </w:pPr>
       <w:r>
-        <w:t>Focus on resilient systems, clean architecture, and responsible AI-assisted development.</w:t>
+        <w:t>Collaborative across ML, product, platform, and security teams.</w:t>
       </w:r>
     </w:p>
     <w:p>

--- a/CV_BASOVI.docx
+++ b/CV_BASOVI.docx
@@ -12,7 +12,7 @@
     </w:p>
     <w:p>
       <w:r>
-        <w:t>Target Role: Senior AI Engineer (Search / Retrieval)</w:t>
+        <w:t>Target Role: Backend Engineer, AI Systems</w:t>
       </w:r>
     </w:p>
     <w:p>
@@ -30,7 +30,7 @@
     </w:p>
     <w:p>
       <w:r>
-        <w:t>My name is Iurii Basov. I am actively considering Data Architect and Tech Lead opportunities, and I am open to Senior AI Engineer roles focused on search/retrieval. I have 10+ years in IT: I started as a Java/Scala developer, then moved into ML and platform engineering, and later led complex platform initiatives in enterprise environments. I work as a playing coach and full-stack data specialist, combining hands-on engineering with architecture ownership and measurable delivery outcomes.</w:t>
+        <w:t>My name is Iurii Basov. I am actively considering Data Architect and Tech Lead opportunities, and I am open to Backend Engineer roles focused on AI systems. I have 10+ years in IT: I started as a Java/Scala developer, moved into ML and platform engineering, and later led AI/data platform initiatives in enterprise environments. I work as a playing coach and full-stack data specialist, combining hands-on implementation with architecture ownership, reliability focus, and business outcomes.</w:t>
       </w:r>
     </w:p>
     <w:p>
@@ -46,7 +46,7 @@
         <w:pStyle w:val="ListBullet"/>
       </w:pPr>
       <w:r>
-        <w:t>Python / Go / Java backend proficiency</w:t>
+        <w:t>Backend engineering for AI-powered production systems</w:t>
       </w:r>
     </w:p>
     <w:p>
@@ -54,7 +54,7 @@
         <w:pStyle w:val="ListBullet"/>
       </w:pPr>
       <w:r>
-        <w:t>Enterprise retrieval systems (search / recommendation / knowledge-base)</w:t>
+        <w:t>Inference and orchestration layers for multi-step workflows</w:t>
       </w:r>
     </w:p>
     <w:p>
@@ -62,7 +62,7 @@
         <w:pStyle w:val="ListBullet"/>
       </w:pPr>
       <w:r>
-        <w:t>Information Retrieval fundamentals: TF-IDF, BM25, learning-to-rank, query parsing</w:t>
+        <w:t>AI request lifecycle: routing, caching, batching, streaming, state management</w:t>
       </w:r>
     </w:p>
     <w:p>
@@ -70,7 +70,7 @@
         <w:pStyle w:val="ListBullet"/>
       </w:pPr>
       <w:r>
-        <w:t>Search engines: OpenSearch / Elasticsearch / Solr / Vespa</w:t>
+        <w:t>Latency/throughput/cost optimization for inference services</w:t>
       </w:r>
     </w:p>
     <w:p>
@@ -78,7 +78,7 @@
         <w:pStyle w:val="ListBullet"/>
       </w:pPr>
       <w:r>
-        <w:t>Vector search and embeddings: FAISS, pgvector, Pinecone, Weaviate, Qdrant, Milvus</w:t>
+        <w:t>High-throughput low-latency distributed backend systems</w:t>
       </w:r>
     </w:p>
     <w:p>
@@ -86,7 +86,7 @@
         <w:pStyle w:val="ListBullet"/>
       </w:pPr>
       <w:r>
-        <w:t>RAG pipelines and semantic search in production</w:t>
+        <w:t>Reliability engineering under non-deterministic model behavior</w:t>
       </w:r>
     </w:p>
     <w:p>
@@ -94,7 +94,7 @@
         <w:pStyle w:val="ListBullet"/>
       </w:pPr>
       <w:r>
-        <w:t>NLP/LLM tooling: transformer embeddings, cross-encoder rerankers, prompt engineering</w:t>
+        <w:t>Tool-calling, retries, and failure-handling workflows</w:t>
       </w:r>
     </w:p>
     <w:p>
@@ -102,7 +102,7 @@
         <w:pStyle w:val="ListBullet"/>
       </w:pPr>
       <w:r>
-        <w:t>Frameworks: LangChain, LlamaIndex, Haystack</w:t>
+        <w:t>Observability: logging, tracing, debugging model outputs/failures</w:t>
       </w:r>
     </w:p>
     <w:p>
@@ -110,7 +110,7 @@
         <w:pStyle w:val="ListBullet"/>
       </w:pPr>
       <w:r>
-        <w:t>Hybrid retrieval pipelines: lexical + dense + SQL/graph retrieval</w:t>
+        <w:t>Production-grade API design for mobile/desktop clients</w:t>
       </w:r>
     </w:p>
     <w:p>
@@ -118,7 +118,7 @@
         <w:pStyle w:val="ListBullet"/>
       </w:pPr>
       <w:r>
-        <w:t>Evaluation harnesses: NDCG, MRR, recall@k, faithfulness, citation accuracy</w:t>
+        <w:t>Python, Node.js, PyTorch</w:t>
       </w:r>
     </w:p>
     <w:p>
@@ -126,7 +126,7 @@
         <w:pStyle w:val="ListBullet"/>
       </w:pPr>
       <w:r>
-        <w:t>Permission-aware retrieval and ACL preservation</w:t>
+        <w:t>OpenAI / Anthropic / open-source LLM integration</w:t>
       </w:r>
     </w:p>
     <w:p>
@@ -134,7 +134,7 @@
         <w:pStyle w:val="ListBullet"/>
       </w:pPr>
       <w:r>
-        <w:t>SaaS API integrations (REST/GraphQL/webhooks), OAuth, rate limits, incremental sync</w:t>
+        <w:t>SQL and NoSQL data systems</w:t>
       </w:r>
     </w:p>
     <w:p>
@@ -142,7 +142,7 @@
         <w:pStyle w:val="ListBullet"/>
       </w:pPr>
       <w:r>
-        <w:t>SQL + NoSQL/document stores, distributed systems</w:t>
+        <w:t>Kubernetes and Docker operations</w:t>
       </w:r>
     </w:p>
     <w:p>
@@ -150,23 +150,7 @@
         <w:pStyle w:val="ListBullet"/>
       </w:pPr>
       <w:r>
-        <w:t>Cloud platforms, containerization, CI/CD</w:t>
-      </w:r>
-    </w:p>
-    <w:p>
-      <w:pPr>
-        <w:pStyle w:val="ListBullet"/>
-      </w:pPr>
-      <w:r>
-        <w:t>Knowledge graphs, entity resolution, cross-source identity linking</w:t>
-      </w:r>
-    </w:p>
-    <w:p>
-      <w:pPr>
-        <w:pStyle w:val="ListBullet"/>
-      </w:pPr>
-      <w:r>
-        <w:t>Streaming ingestion: Kafka/Flink/Spark</w:t>
+        <w:t>Collaboration with ML and product teams in high-velocity environments</w:t>
       </w:r>
     </w:p>
     <w:p>
@@ -190,7 +174,7 @@
         <w:pStyle w:val="ListBullet2"/>
       </w:pPr>
       <w:r>
-        <w:t>Led data and AI platform initiatives requiring scalable retrieval, low-latency access patterns, and production-grade reliability.</w:t>
+        <w:t>Led backend and AI platform initiatives where low-latency decisions, service reliability, and observability were critical.</w:t>
       </w:r>
     </w:p>
     <w:p>
@@ -198,7 +182,7 @@
         <w:pStyle w:val="ListBullet2"/>
       </w:pPr>
       <w:r>
-        <w:t>Improved architecture quality and experimentation discipline for ranking, relevance, and operational observability.</w:t>
+        <w:t>Improved orchestration quality, operational stability, and production debugging workflows for high-impact systems.</w:t>
       </w:r>
     </w:p>
     <w:p>
@@ -214,7 +198,7 @@
         <w:pStyle w:val="ListBullet2"/>
       </w:pPr>
       <w:r>
-        <w:t>Built and integrated enterprise data systems across heterogeneous sources, with strong focus on API integrations and governance.</w:t>
+        <w:t>Built production-grade APIs and data/ML services with multi-source integrations, retries, and resilience patterns.</w:t>
       </w:r>
     </w:p>
     <w:p>
@@ -222,7 +206,7 @@
         <w:pStyle w:val="ListBullet2"/>
       </w:pPr>
       <w:r>
-        <w:t>Shipped cloud-native pipelines with measurable gains in freshness, reliability, and cost/performance balance.</w:t>
+        <w:t>Optimized throughput, latency, and maintainability in complex distributed environments.</w:t>
       </w:r>
     </w:p>
     <w:p>
@@ -238,7 +222,7 @@
         <w:pStyle w:val="ListBullet"/>
       </w:pPr>
       <w:r>
-        <w:t>Quality-obsessed and metrics-driven: prioritize measurable retrieval quality over subjective impressions.</w:t>
+        <w:t>Bias toward shipping and learning from production behavior.</w:t>
       </w:r>
     </w:p>
     <w:p>
@@ -246,7 +230,7 @@
         <w:pStyle w:val="ListBullet"/>
       </w:pPr>
       <w:r>
-        <w:t>Self-directed execution from ambiguous problem to production system.</w:t>
+        <w:t>Strong ownership over correctness, reliability, and cost trade-offs.</w:t>
       </w:r>
     </w:p>
     <w:p>
@@ -254,7 +238,7 @@
         <w:pStyle w:val="ListBullet"/>
       </w:pPr>
       <w:r>
-        <w:t>Collaborative across ML, product, platform, and security teams.</w:t>
+        <w:t>Comfortable operating at the boundary between ML capability and user-facing product guarantees.</w:t>
       </w:r>
     </w:p>
     <w:p>

--- a/CV_BASOVI.docx
+++ b/CV_BASOVI.docx
@@ -4,39 +4,30 @@
   <w:body>
     <w:p>
       <w:pPr>
-        <w:jc w:val="left"/>
+        <w:pStyle w:val="Heading1"/>
       </w:pPr>
       <w:r>
-        <w:rPr>
-          <w:b/>
-          <w:sz w:val="32"/>
-        </w:rPr>
-        <w:t>Yury Basov</w:t>
+        <w:t>IURII BASOV</w:t>
       </w:r>
     </w:p>
     <w:p>
       <w:r>
-        <w:rPr>
-          <w:sz w:val="20"/>
-        </w:rPr>
-        <w:t>WhatsApp: +84822510931 | Telegram: @novator_24 | Email: yury.basov.contact@gmail.com | LinkedIn: linkedin.com/in/yury-basov</w:t>
+        <w:t>Email: basov.yo@gmail.com | LinkedIn: linkedin.com/in/basovi | WhatsApp: +84822510931 | Telegram: @novator_24</w:t>
       </w:r>
     </w:p>
     <w:p>
       <w:r>
-        <w:t>Location: Larnaca, Cyprus (open to hybrid work and relocation as needed)</w:t>
+        <w:t>Location: Open for relocation | Need Visa Sponsorship</w:t>
       </w:r>
     </w:p>
     <w:p>
       <w:r>
-        <w:t>Target Role: AI Process Optimization Specialist</w:t>
+        <w:t xml:space="preserve">Target Role: Software Engineer (Rust) - Remote Work | REF#289819 at BairesDev, Cyprus (Remote). Senior backend engineer with cloud-native and data platform background, focused on building reliable distributed systems in Rust. </w:t>
       </w:r>
-    </w:p>
-    <w:p>
       <w:r>
         <w:drawing>
           <wp:inline xmlns:a="http://schemas.openxmlformats.org/drawingml/2006/main" xmlns:pic="http://schemas.openxmlformats.org/drawingml/2006/picture">
-            <wp:extent cx="1280160" cy="1280160"/>
+            <wp:extent cx="914400" cy="914400"/>
             <wp:docPr id="1" name="Picture 1"/>
             <wp:cNvGraphicFramePr>
               <a:graphicFrameLocks noChangeAspect="1"/>
@@ -45,7 +36,7 @@
               <a:graphicData uri="http://schemas.openxmlformats.org/drawingml/2006/picture">
                 <pic:pic>
                   <pic:nvPicPr>
-                    <pic:cNvPr id="0" name="PHOTO.jpg"/>
+                    <pic:cNvPr id="0" name="PHOTO.png"/>
                     <pic:cNvPicPr/>
                   </pic:nvPicPr>
                   <pic:blipFill>
@@ -57,7 +48,7 @@
                   <pic:spPr>
                     <a:xfrm>
                       <a:off x="0" y="0"/>
-                      <a:ext cx="1280160" cy="1280160"/>
+                      <a:ext cx="914400" cy="914400"/>
                     </a:xfrm>
                     <a:prstGeom prst="rect"/>
                   </pic:spPr>
@@ -78,7 +69,7 @@
     </w:p>
     <w:p>
       <w:r>
-        <w:t>Data Architect / Tech Lead with 10+ years in software engineering, ML platform delivery, and automation-focused systems. Started as a Java/Scala engineer and progressed into Python-centric AI and platform roles, including leadership responsibilities in Sberbank. I build production-ready solutions that convert manual workflows into reliable, measurable, AI-enabled processes. Strong fit for HFM: workflow analysis, Python development, LLM-enabled automation, API integration, documentation, and cross-functional enablement.</w:t>
+        <w:t>Software engineer and data platform lead with 10+ years in IT, including backend development, ML/data platforms, and cross-functional technical leadership. I build production systems where correctness, scalability, and observability are critical. Recent work includes cloud data platforms, risk scoring pipelines, and high-load real-time services.</w:t>
       </w:r>
     </w:p>
     <w:p>
@@ -94,7 +85,7 @@
         <w:pStyle w:val="ListBullet"/>
       </w:pPr>
       <w:r>
-        <w:t>Python, Java, Scala</w:t>
+        <w:t>Rust, TypeScript, Java, Scala, Python</w:t>
       </w:r>
     </w:p>
     <w:p>
@@ -102,7 +93,7 @@
         <w:pStyle w:val="ListBullet"/>
       </w:pPr>
       <w:r>
-        <w:t>LLM integrations, prompt engineering, retrieval patterns, evaluation loops</w:t>
+        <w:t>Kubernetes, Docker, cloud-native architecture, microservices</w:t>
       </w:r>
     </w:p>
     <w:p>
@@ -110,7 +101,7 @@
         <w:pStyle w:val="ListBullet"/>
       </w:pPr>
       <w:r>
-        <w:t>Workflow automation, process redesign, orchestration pipelines</w:t>
+        <w:t>Distributed systems design, reliability engineering, performance tuning</w:t>
       </w:r>
     </w:p>
     <w:p>
@@ -118,7 +109,7 @@
         <w:pStyle w:val="ListBullet"/>
       </w:pPr>
       <w:r>
-        <w:t>REST APIs, internal platform integrations, data source connectors</w:t>
+        <w:t>Kafka, Apache Spark, Airflow, PostgreSQL, S3, Hadoop, NiFi</w:t>
       </w:r>
     </w:p>
     <w:p>
@@ -126,7 +117,7 @@
         <w:pStyle w:val="ListBullet"/>
       </w:pPr>
       <w:r>
-        <w:t>PostgreSQL/SQL, data modeling, analytics-ready data pipelines</w:t>
+        <w:t>AI/ML platform integration, ML workflows, LLM/RAG exposure</w:t>
       </w:r>
     </w:p>
     <w:p>
@@ -134,23 +125,7 @@
         <w:pStyle w:val="ListBullet"/>
       </w:pPr>
       <w:r>
-        <w:t>Version control (Git), code reviews, technical documentation</w:t>
-      </w:r>
-    </w:p>
-    <w:p>
-      <w:pPr>
-        <w:pStyle w:val="ListBullet"/>
-      </w:pPr>
-      <w:r>
-        <w:t>Monitoring/observability, incident response, reliability engineering</w:t>
-      </w:r>
-    </w:p>
-    <w:p>
-      <w:pPr>
-        <w:pStyle w:val="ListBullet"/>
-      </w:pPr>
-      <w:r>
-        <w:t>Stakeholder communication, training delivery, adoption support</w:t>
+        <w:t>CI/CD, testing, code review, engineering standards</w:t>
       </w:r>
     </w:p>
     <w:p>
@@ -163,15 +138,7 @@
     </w:p>
     <w:p>
       <w:r>
-        <w:rPr>
-          <w:b/>
-        </w:rPr>
-        <w:t>Lead Software Engineer / ML Platform Lead - Sberbank</w:t>
-      </w:r>
-    </w:p>
-    <w:p>
-      <w:r>
-        <w:t>Moscow / Hybrid | 2020 - 2026</w:t>
+        <w:t>Upwork — Software Developer / Lead ML Ops (2013-2025)</w:t>
       </w:r>
     </w:p>
     <w:p>
@@ -179,7 +146,7 @@
         <w:pStyle w:val="ListBullet"/>
       </w:pPr>
       <w:r>
-        <w:t>Led platform and AI workflow initiatives, redesigning cross-team delivery flows and reducing manual coordination overhead by introducing reusable automation components.</w:t>
+        <w:t>Designed cloud-native data platforms for real-time and streaming workloads across 5 business units, supporting 300k+ daily orders.</w:t>
       </w:r>
     </w:p>
     <w:p>
@@ -187,7 +154,7 @@
         <w:pStyle w:val="ListBullet"/>
       </w:pPr>
       <w:r>
-        <w:t>Built Python-based services and integration pipelines for internal systems and APIs, improving process throughput and reducing operational bottlenecks.</w:t>
+        <w:t>Led 3 data engineers and coordinated multiple service providers for production platform stability and scale.</w:t>
       </w:r>
     </w:p>
     <w:p>
@@ -195,7 +162,12 @@
         <w:pStyle w:val="ListBullet"/>
       </w:pPr>
       <w:r>
-        <w:t>Introduced practical LLM-assisted flows for analyst/engineering use cases and formalized quality controls (latency, reliability, and business KPI alignment).</w:t>
+        <w:t>Built resilient data pipelines with Airflow, Spark, Kafka, PostgreSQL, and S3 for e-commerce and logistics domains.</w:t>
+      </w:r>
+    </w:p>
+    <w:p>
+      <w:r>
+        <w:t>Upwork — Data Engineer, Trading/Risk Platform (Project-based)</w:t>
       </w:r>
     </w:p>
     <w:p>
@@ -203,20 +175,7 @@
         <w:pStyle w:val="ListBullet"/>
       </w:pPr>
       <w:r>
-        <w:t>Worked as a player-coach: mentored engineers, drove engineering standards (code review, documentation, release discipline), and improved execution predictability.</w:t>
-      </w:r>
-    </w:p>
-    <w:p>
-      <w:r>
-        <w:rPr>
-          <w:b/>
-        </w:rPr>
-        <w:t>Senior Data Architect / Tech Lead - Data &amp; Automation Programs</w:t>
-      </w:r>
-    </w:p>
-    <w:p>
-      <w:r>
-        <w:t>Remote | 2018 - 2020</w:t>
+        <w:t>Developed online credit risk scoring services and streaming integrations using NiFi, Kafka, and Hadoop.</w:t>
       </w:r>
     </w:p>
     <w:p>
@@ -224,7 +183,7 @@
         <w:pStyle w:val="ListBullet"/>
       </w:pPr>
       <w:r>
-        <w:t>Analyzed enterprise workflows across technical and business teams, identified repetitive operations, and translated them into automation backlogs with clear ROI targets.</w:t>
+        <w:t>Improved latency by 5% and model prediction quality by 3% through pipeline and feature-processing optimization.</w:t>
       </w:r>
     </w:p>
     <w:p>
@@ -232,7 +191,12 @@
         <w:pStyle w:val="ListBullet"/>
       </w:pPr>
       <w:r>
-        <w:t>Designed production-ready Python services for process automation, integrating internal tools, APIs, and data sources with auditable delivery paths.</w:t>
+        <w:t>Delivered production chatbot integrations, raising engagement by 18% in risk-related customer flows.</w:t>
+      </w:r>
+    </w:p>
+    <w:p>
+      <w:r>
+        <w:t>Sberbank — Lead Software Engineer (2020-2025)</w:t>
       </w:r>
     </w:p>
     <w:p>
@@ -240,20 +204,7 @@
         <w:pStyle w:val="ListBullet"/>
       </w:pPr>
       <w:r>
-        <w:t>Created structured reporting for technical and non-technical stakeholders: current-state analysis, proposed improvements, expected impact, and measured outcomes.</w:t>
-      </w:r>
-    </w:p>
-    <w:p>
-      <w:r>
-        <w:rPr>
-          <w:b/>
-        </w:rPr>
-        <w:t>Backend Engineer (Java/Scala) - Distributed Systems Projects</w:t>
-      </w:r>
-    </w:p>
-    <w:p>
-      <w:r>
-        <w:t>2014 - 2018</w:t>
+        <w:t>Drove ML platform direction as a hands-on engineering lead, balancing architecture, delivery, and mentoring.</w:t>
       </w:r>
     </w:p>
     <w:p>
@@ -261,28 +212,7 @@
         <w:pStyle w:val="ListBullet"/>
       </w:pPr>
       <w:r>
-        <w:t>Developed backend services for high-load environments and built a strong foundation in system reliability, modular architecture, and engineering rigor.</w:t>
-      </w:r>
-    </w:p>
-    <w:p>
-      <w:pPr>
-        <w:pStyle w:val="ListBullet"/>
-      </w:pPr>
-      <w:r>
-        <w:t>Collaborated with cross-functional teams to deliver incremental improvements and production-safe releases under tight timelines.</w:t>
-      </w:r>
-    </w:p>
-    <w:p>
-      <w:pPr>
-        <w:pStyle w:val="Heading2"/>
-      </w:pPr>
-      <w:r>
-        <w:t>Working Style &amp; Leadership</w:t>
-      </w:r>
-    </w:p>
-    <w:p>
-      <w:r>
-        <w:t>Hands-on technical leader focused on measurable outcomes, clear ownership, and fast feedback loops. Strong at converting ambiguous business requests into deliverables with milestones, risks, and success criteria. Comfortable presenting to non-technical audiences and enabling adoption through training and practical playbooks.</w:t>
+        <w:t>Established engineering quality practices, including review discipline and measurable service reliability targets.</w:t>
       </w:r>
     </w:p>
     <w:p>
@@ -295,7 +225,7 @@
     </w:p>
     <w:p>
       <w:r>
-        <w:t>B.Sc. equivalent in technical discipline (Computer Science / Engineering track)</w:t>
+        <w:t>Moscow State University — MS, Calculus Mathematics</w:t>
       </w:r>
     </w:p>
     <w:sectPr>

--- a/CV_BASOVI.docx
+++ b/CV_BASOVI.docx
@@ -22,7 +22,7 @@
     </w:p>
     <w:p>
       <w:r>
-        <w:t xml:space="preserve">Target Role: Software Engineer (Rust) - Remote Work | REF#289819 at BairesDev, Cyprus (Remote). Senior backend engineer with cloud-native and data platform background, focused on building reliable distributed systems in Rust. </w:t>
+        <w:t xml:space="preserve">Target Role: Senior Data Engineer, Cyprus. Senior data engineer focused on scalable ETL architecture, cloud data platforms, and reliability-first data operations. </w:t>
       </w:r>
       <w:r>
         <w:drawing>
@@ -69,7 +69,7 @@
     </w:p>
     <w:p>
       <w:r>
-        <w:t>Software engineer and data platform lead with 10+ years in IT, including backend development, ML/data platforms, and cross-functional technical leadership. I build production systems where correctness, scalability, and observability are critical. Recent work includes cloud data platforms, risk scoring pipelines, and high-load real-time services.</w:t>
+        <w:t>Data platform and backend engineer with 10+ years in IT, including ML/data infrastructure, streaming pipelines, and cross-functional delivery. I build resilient systems for ingestion, processing, and analytics, with strong focus on data quality, performance optimization, and engineering standards in production environments.</w:t>
       </w:r>
     </w:p>
     <w:p>
@@ -85,7 +85,7 @@
         <w:pStyle w:val="ListBullet"/>
       </w:pPr>
       <w:r>
-        <w:t>Rust, TypeScript, Java, Scala, Python</w:t>
+        <w:t>Airflow, DBT, Kafka, Airbyte, Flink</w:t>
       </w:r>
     </w:p>
     <w:p>
@@ -93,7 +93,7 @@
         <w:pStyle w:val="ListBullet"/>
       </w:pPr>
       <w:r>
-        <w:t>Kubernetes, Docker, cloud-native architecture, microservices</w:t>
+        <w:t>ClickHouse, Trino, S3, data warehousing and lakehouse patterns</w:t>
       </w:r>
     </w:p>
     <w:p>
@@ -101,7 +101,7 @@
         <w:pStyle w:val="ListBullet"/>
       </w:pPr>
       <w:r>
-        <w:t>Distributed systems design, reliability engineering, performance tuning</w:t>
+        <w:t>AWS Cloud, Kubernetes, Helm</w:t>
       </w:r>
     </w:p>
     <w:p>
@@ -109,7 +109,7 @@
         <w:pStyle w:val="ListBullet"/>
       </w:pPr>
       <w:r>
-        <w:t>Kafka, Apache Spark, Airflow, PostgreSQL, S3, Hadoop, NiFi</w:t>
+        <w:t>SQL, Python, Java, Scala</w:t>
       </w:r>
     </w:p>
     <w:p>
@@ -117,7 +117,7 @@
         <w:pStyle w:val="ListBullet"/>
       </w:pPr>
       <w:r>
-        <w:t>AI/ML platform integration, ML workflows, LLM/RAG exposure</w:t>
+        <w:t>Data modeling, ETL/ELT, data integration, data quality monitoring</w:t>
       </w:r>
     </w:p>
     <w:p>
@@ -125,7 +125,15 @@
         <w:pStyle w:val="ListBullet"/>
       </w:pPr>
       <w:r>
-        <w:t>CI/CD, testing, code review, engineering standards</w:t>
+        <w:t>Superset and data visualization tooling</w:t>
+      </w:r>
+    </w:p>
+    <w:p>
+      <w:pPr>
+        <w:pStyle w:val="ListBullet"/>
+      </w:pPr>
+      <w:r>
+        <w:t>Data governance, security and compliance-oriented data practices</w:t>
       </w:r>
     </w:p>
     <w:p>
@@ -138,7 +146,7 @@
     </w:p>
     <w:p>
       <w:r>
-        <w:t>Upwork — Software Developer / Lead ML Ops (2013-2025)</w:t>
+        <w:t>Upwork — Lead ML Ops / Data Platform Engineer (2013-2025)</w:t>
       </w:r>
     </w:p>
     <w:p>
@@ -146,7 +154,7 @@
         <w:pStyle w:val="ListBullet"/>
       </w:pPr>
       <w:r>
-        <w:t>Designed cloud-native data platforms for real-time and streaming workloads across 5 business units, supporting 300k+ daily orders.</w:t>
+        <w:t>Designed cloud-based platforms for real-time and streaming data across 5 business units, supporting 300,000+ daily orders.</w:t>
       </w:r>
     </w:p>
     <w:p>
@@ -154,7 +162,7 @@
         <w:pStyle w:val="ListBullet"/>
       </w:pPr>
       <w:r>
-        <w:t>Led 3 data engineers and coordinated multiple service providers for production platform stability and scale.</w:t>
+        <w:t>Built production ETL and integration flows with Airflow, Kafka, Spark, PostgreSQL, and S3.</w:t>
       </w:r>
     </w:p>
     <w:p>
@@ -162,12 +170,12 @@
         <w:pStyle w:val="ListBullet"/>
       </w:pPr>
       <w:r>
-        <w:t>Built resilient data pipelines with Airflow, Spark, Kafka, PostgreSQL, and S3 for e-commerce and logistics domains.</w:t>
+        <w:t>Led a team of 3 engineers and coordinated service providers to improve reliability and delivery quality.</w:t>
       </w:r>
     </w:p>
     <w:p>
       <w:r>
-        <w:t>Upwork — Data Engineer, Trading/Risk Platform (Project-based)</w:t>
+        <w:t>Upwork — Data Engineer, Risk &amp; Analytics Systems (Project-based)</w:t>
       </w:r>
     </w:p>
     <w:p>
@@ -175,7 +183,7 @@
         <w:pStyle w:val="ListBullet"/>
       </w:pPr>
       <w:r>
-        <w:t>Developed online credit risk scoring services and streaming integrations using NiFi, Kafka, and Hadoop.</w:t>
+        <w:t>Implemented online risk scoring and pipeline orchestration using NiFi, Kafka, Hadoop, and SQL-based analytics.</w:t>
       </w:r>
     </w:p>
     <w:p>
@@ -183,7 +191,12 @@
         <w:pStyle w:val="ListBullet"/>
       </w:pPr>
       <w:r>
-        <w:t>Improved latency by 5% and model prediction quality by 3% through pipeline and feature-processing optimization.</w:t>
+        <w:t>Improved pipeline latency, model quality, and chatbot engagement through data and model integration improvements.</w:t>
+      </w:r>
+    </w:p>
+    <w:p>
+      <w:r>
+        <w:t>Sberbank — Lead Software Engineer / ML Platform Lead (2020-2025)</w:t>
       </w:r>
     </w:p>
     <w:p>
@@ -191,12 +204,7 @@
         <w:pStyle w:val="ListBullet"/>
       </w:pPr>
       <w:r>
-        <w:t>Delivered production chatbot integrations, raising engagement by 18% in risk-related customer flows.</w:t>
-      </w:r>
-    </w:p>
-    <w:p>
-      <w:r>
-        <w:t>Sberbank — Lead Software Engineer (2020-2025)</w:t>
+        <w:t>Acted as hands-on lead for platform initiatives, enforcing data and engineering standards across teams.</w:t>
       </w:r>
     </w:p>
     <w:p>
@@ -204,15 +212,20 @@
         <w:pStyle w:val="ListBullet"/>
       </w:pPr>
       <w:r>
-        <w:t>Drove ML platform direction as a hands-on engineering lead, balancing architecture, delivery, and mentoring.</w:t>
+        <w:t>Improved cross-functional collaboration, process discipline, and production stability for platform services.</w:t>
       </w:r>
     </w:p>
     <w:p>
       <w:pPr>
-        <w:pStyle w:val="ListBullet"/>
+        <w:pStyle w:val="Heading2"/>
       </w:pPr>
       <w:r>
-        <w:t>Established engineering quality practices, including review discipline and measurable service reliability targets.</w:t>
+        <w:t>Working Style / Leadership</w:t>
+      </w:r>
+    </w:p>
+    <w:p>
+      <w:r>
+        <w:t>Playing coach style: technical leadership with hands-on delivery, mentoring, and clear standards for data architecture, coding quality, and platform reliability.</w:t>
       </w:r>
     </w:p>
     <w:p>

--- a/CV_BASOVI.docx
+++ b/CV_BASOVI.docx
@@ -3,31 +3,10 @@
 <w:document xmlns:wpc="http://schemas.microsoft.com/office/word/2010/wordprocessingCanvas" xmlns:mo="http://schemas.microsoft.com/office/mac/office/2008/main" xmlns:mc="http://schemas.openxmlformats.org/markup-compatibility/2006" xmlns:mv="urn:schemas-microsoft-com:mac:vml" xmlns:o="urn:schemas-microsoft-com:office:office" xmlns:r="http://schemas.openxmlformats.org/officeDocument/2006/relationships" xmlns:m="http://schemas.openxmlformats.org/officeDocument/2006/math" xmlns:v="urn:schemas-microsoft-com:vml" xmlns:wp14="http://schemas.microsoft.com/office/word/2010/wordprocessingDrawing" xmlns:wp="http://schemas.openxmlformats.org/drawingml/2006/wordprocessingDrawing" xmlns:w10="urn:schemas-microsoft-com:office:word" xmlns:w="http://schemas.openxmlformats.org/wordprocessingml/2006/main" xmlns:w14="http://schemas.microsoft.com/office/word/2010/wordml" xmlns:wpg="http://schemas.microsoft.com/office/word/2010/wordprocessingGroup" xmlns:wpi="http://schemas.microsoft.com/office/word/2010/wordprocessingInk" xmlns:wne="http://schemas.microsoft.com/office/word/2006/wordml" xmlns:wps="http://schemas.microsoft.com/office/word/2010/wordprocessingShape" mc:Ignorable="w14 wp14">
   <w:body>
     <w:p>
-      <w:pPr>
-        <w:pStyle w:val="Heading1"/>
-      </w:pPr>
-      <w:r>
-        <w:t>IURII BASOV</w:t>
-      </w:r>
-    </w:p>
-    <w:p>
-      <w:r>
-        <w:t>Email: basov.yo@gmail.com | LinkedIn: linkedin.com/in/basovi | WhatsApp: +84822510931 | Telegram: @novator_24</w:t>
-      </w:r>
-    </w:p>
-    <w:p>
-      <w:r>
-        <w:t>Location: Open for relocation | Need Visa Sponsorship</w:t>
-      </w:r>
-    </w:p>
-    <w:p>
-      <w:r>
-        <w:t xml:space="preserve">Target Role: Senior Data Engineer, Cyprus. Senior data engineer focused on scalable ETL architecture, cloud data platforms, and reliability-first data operations. </w:t>
-      </w:r>
       <w:r>
         <w:drawing>
           <wp:inline xmlns:a="http://schemas.openxmlformats.org/drawingml/2006/main" xmlns:pic="http://schemas.openxmlformats.org/drawingml/2006/picture">
-            <wp:extent cx="914400" cy="914400"/>
+            <wp:extent cx="822960" cy="822960"/>
             <wp:docPr id="1" name="Picture 1"/>
             <wp:cNvGraphicFramePr>
               <a:graphicFrameLocks noChangeAspect="1"/>
@@ -36,7 +15,7 @@
               <a:graphicData uri="http://schemas.openxmlformats.org/drawingml/2006/picture">
                 <pic:pic>
                   <pic:nvPicPr>
-                    <pic:cNvPr id="0" name="PHOTO.png"/>
+                    <pic:cNvPr id="0" name="NOPHOTO.png"/>
                     <pic:cNvPicPr/>
                   </pic:nvPicPr>
                   <pic:blipFill>
@@ -48,7 +27,7 @@
                   <pic:spPr>
                     <a:xfrm>
                       <a:off x="0" y="0"/>
-                      <a:ext cx="914400" cy="914400"/>
+                      <a:ext cx="822960" cy="822960"/>
                     </a:xfrm>
                     <a:prstGeom prst="rect"/>
                   </pic:spPr>
@@ -58,187 +37,153 @@
           </wp:inline>
         </w:drawing>
       </w:r>
+      <w:r>
+        <w:t xml:space="preserve">  IURII BASOV</w:t>
+      </w:r>
     </w:p>
     <w:p>
-      <w:pPr>
-        <w:pStyle w:val="Heading2"/>
-      </w:pPr>
+      <w:r>
+        <w:t>Email: basov.yo@gmail.com | LinkedIn: linkedin.com/in/basovi</w:t>
+      </w:r>
+    </w:p>
+    <w:p>
+      <w:r>
+        <w:t>WhatsApp: +12518009809 | Profile: x.com/topco</w:t>
+      </w:r>
+    </w:p>
+    <w:p>
+      <w:r>
+        <w:t>Work Authorization: Need employer sponsorship for US employment</w:t>
+      </w:r>
+    </w:p>
+    <w:p>
+      <w:r>
+        <w:t>Location: United States (open to relocation)</w:t>
+      </w:r>
+    </w:p>
+    <w:p>
+      <w:r>
+        <w:t>Target Role: Data Engineer</w:t>
+      </w:r>
+    </w:p>
+    <w:p>
       <w:r>
         <w:t>Professional Summary</w:t>
       </w:r>
     </w:p>
     <w:p>
       <w:r>
-        <w:t>Data platform and backend engineer with 10+ years in IT, including ML/data infrastructure, streaming pipelines, and cross-functional delivery. I build resilient systems for ingestion, processing, and analytics, with strong focus on data quality, performance optimization, and engineering standards in production environments.</w:t>
+        <w:t>Data engineer and platform lead with 10+ years in software and data systems, including batch and real-time pipelines at scale. I build reliable lakehouse-oriented platforms for analytics and AI/ML workloads, with hands-on delivery across architecture, implementation, and operational excellence.</w:t>
       </w:r>
     </w:p>
     <w:p>
-      <w:pPr>
-        <w:pStyle w:val="Heading2"/>
-      </w:pPr>
       <w:r>
         <w:t>Core Technology Stack</w:t>
       </w:r>
     </w:p>
     <w:p>
-      <w:pPr>
-        <w:pStyle w:val="ListBullet"/>
-      </w:pPr>
       <w:r>
-        <w:t>Airflow, DBT, Kafka, Airbyte, Flink</w:t>
+        <w:t>- Python, Scala, SQL, Java for data-intensive systems</w:t>
       </w:r>
     </w:p>
     <w:p>
-      <w:pPr>
-        <w:pStyle w:val="ListBullet"/>
-      </w:pPr>
       <w:r>
-        <w:t>ClickHouse, Trino, S3, data warehousing and lakehouse patterns</w:t>
+        <w:t>- Spark and Databricks for large-scale data processing and workflow optimization</w:t>
       </w:r>
     </w:p>
     <w:p>
-      <w:pPr>
-        <w:pStyle w:val="ListBullet"/>
-      </w:pPr>
       <w:r>
-        <w:t>AWS Cloud, Kubernetes, Helm</w:t>
+        <w:t>- AWS data infrastructure and cloud-native deployment patterns</w:t>
       </w:r>
     </w:p>
     <w:p>
-      <w:pPr>
-        <w:pStyle w:val="ListBullet"/>
-      </w:pPr>
       <w:r>
-        <w:t>SQL, Python, Java, Scala</w:t>
+        <w:t>- Airflow orchestration, ETL/ELT job design, and CI/CD pipelines</w:t>
       </w:r>
     </w:p>
     <w:p>
-      <w:pPr>
-        <w:pStyle w:val="ListBullet"/>
-      </w:pPr>
       <w:r>
-        <w:t>Data modeling, ETL/ELT, data integration, data quality monitoring</w:t>
+        <w:t>- Streaming and real-time data engineering with event-driven processing patterns</w:t>
       </w:r>
     </w:p>
     <w:p>
-      <w:pPr>
-        <w:pStyle w:val="ListBullet"/>
-      </w:pPr>
       <w:r>
-        <w:t>Superset and data visualization tooling</w:t>
+        <w:t>- Data lakehouse architecture, data quality controls, and maintainable pipeline design</w:t>
       </w:r>
     </w:p>
     <w:p>
-      <w:pPr>
-        <w:pStyle w:val="ListBullet"/>
-      </w:pPr>
       <w:r>
-        <w:t>Data governance, security and compliance-oriented data practices</w:t>
+        <w:t>- Software engineering best practices, design patterns, and production troubleshooting</w:t>
       </w:r>
     </w:p>
     <w:p>
-      <w:pPr>
-        <w:pStyle w:val="Heading2"/>
-      </w:pPr>
       <w:r>
         <w:t>Relevant Experience</w:t>
       </w:r>
     </w:p>
     <w:p>
       <w:r>
-        <w:t>Upwork — Lead ML Ops / Data Platform Engineer (2013-2025)</w:t>
-      </w:r>
-    </w:p>
-    <w:p>
-      <w:pPr>
-        <w:pStyle w:val="ListBullet"/>
-      </w:pPr>
-      <w:r>
-        <w:t>Designed cloud-based platforms for real-time and streaming data across 5 business units, supporting 300,000+ daily orders.</w:t>
-      </w:r>
-    </w:p>
-    <w:p>
-      <w:pPr>
-        <w:pStyle w:val="ListBullet"/>
-      </w:pPr>
-      <w:r>
-        <w:t>Built production ETL and integration flows with Airflow, Kafka, Spark, PostgreSQL, and S3.</w:t>
-      </w:r>
-    </w:p>
-    <w:p>
-      <w:pPr>
-        <w:pStyle w:val="ListBullet"/>
-      </w:pPr>
-      <w:r>
-        <w:t>Led a team of 3 engineers and coordinated service providers to improve reliability and delivery quality.</w:t>
+        <w:t>Upwork | Lead ML Ops / Data Platform Engineer | 2019-2025</w:t>
       </w:r>
     </w:p>
     <w:p>
       <w:r>
-        <w:t>Upwork — Data Engineer, Risk &amp; Analytics Systems (Project-based)</w:t>
-      </w:r>
-    </w:p>
-    <w:p>
-      <w:pPr>
-        <w:pStyle w:val="ListBullet"/>
-      </w:pPr>
-      <w:r>
-        <w:t>Implemented online risk scoring and pipeline orchestration using NiFi, Kafka, Hadoop, and SQL-based analytics.</w:t>
-      </w:r>
-    </w:p>
-    <w:p>
-      <w:pPr>
-        <w:pStyle w:val="ListBullet"/>
-      </w:pPr>
-      <w:r>
-        <w:t>Improved pipeline latency, model quality, and chatbot engagement through data and model integration improvements.</w:t>
+        <w:t>- Architected and scaled foundational data platforms for analytics and near real-time decision support across multiple business domains.</w:t>
       </w:r>
     </w:p>
     <w:p>
       <w:r>
-        <w:t>Sberbank — Lead Software Engineer / ML Platform Lead (2020-2025)</w:t>
-      </w:r>
-    </w:p>
-    <w:p>
-      <w:pPr>
-        <w:pStyle w:val="ListBullet"/>
-      </w:pPr>
-      <w:r>
-        <w:t>Acted as hands-on lead for platform initiatives, enforcing data and engineering standards across teams.</w:t>
-      </w:r>
-    </w:p>
-    <w:p>
-      <w:pPr>
-        <w:pStyle w:val="ListBullet"/>
-      </w:pPr>
-      <w:r>
-        <w:t>Improved cross-functional collaboration, process discipline, and production stability for platform services.</w:t>
-      </w:r>
-    </w:p>
-    <w:p>
-      <w:pPr>
-        <w:pStyle w:val="Heading2"/>
-      </w:pPr>
-      <w:r>
-        <w:t>Working Style / Leadership</w:t>
+        <w:t>- Built and maintained resilient ETL and streaming workflows for structured and unstructured datasets using Python, Spark, SQL, and Kafka-based integrations.</w:t>
       </w:r>
     </w:p>
     <w:p>
       <w:r>
-        <w:t>Playing coach style: technical leadership with hands-on delivery, mentoring, and clear standards for data architecture, coding quality, and platform reliability.</w:t>
+        <w:t>- Improved data reliability and maintainability by introducing standards for observability, testing, and incident-driven troubleshooting.</w:t>
       </w:r>
     </w:p>
     <w:p>
-      <w:pPr>
-        <w:pStyle w:val="Heading2"/>
-      </w:pPr>
+      <w:r>
+        <w:t>Upwork | Data Engineer, Risk &amp; Analytics Systems | 2016-2019</w:t>
+      </w:r>
+    </w:p>
+    <w:p>
+      <w:r>
+        <w:t>- Implemented production ETL pipelines and modernization improvements to support evolving business requirements and higher throughput.</w:t>
+      </w:r>
+    </w:p>
+    <w:p>
+      <w:r>
+        <w:t>- Delivered scalable transformation jobs and optimized query performance, enabling faster reporting and more stable downstream analytics.</w:t>
+      </w:r>
+    </w:p>
+    <w:p>
+      <w:r>
+        <w:t>- Partnered with product and data stakeholders to translate technical requirements into robust data solutions and clear documentation.</w:t>
+      </w:r>
+    </w:p>
+    <w:p>
+      <w:r>
+        <w:t>Sberbank | Lead Software Engineer / ML Platform Lead | 2020-2025</w:t>
+      </w:r>
+    </w:p>
+    <w:p>
+      <w:r>
+        <w:t>- Led platform workstreams as a hands-on engineering lead, combining architecture guidance with direct implementation and mentoring.</w:t>
+      </w:r>
+    </w:p>
+    <w:p>
+      <w:r>
+        <w:t>- Established development and delivery practices that improved system quality, collaboration, and release confidence for data services.</w:t>
+      </w:r>
+    </w:p>
+    <w:p>
       <w:r>
         <w:t>Education</w:t>
       </w:r>
     </w:p>
     <w:p>
       <w:r>
-        <w:t>Moscow State University — MS, Calculus Mathematics</w:t>
+        <w:t>Moscow State University | MS in Calculus Mathematics</w:t>
       </w:r>
     </w:p>
     <w:sectPr>

--- a/CV_BASOVI.docx
+++ b/CV_BASOVI.docx
@@ -6,7 +6,7 @@
       <w:r>
         <w:drawing>
           <wp:inline xmlns:a="http://schemas.openxmlformats.org/drawingml/2006/main" xmlns:pic="http://schemas.openxmlformats.org/drawingml/2006/picture">
-            <wp:extent cx="822960" cy="822960"/>
+            <wp:extent cx="914400" cy="914400"/>
             <wp:docPr id="1" name="Picture 1"/>
             <wp:cNvGraphicFramePr>
               <a:graphicFrameLocks noChangeAspect="1"/>
@@ -15,7 +15,7 @@
               <a:graphicData uri="http://schemas.openxmlformats.org/drawingml/2006/picture">
                 <pic:pic>
                   <pic:nvPicPr>
-                    <pic:cNvPr id="0" name="NOPHOTO.png"/>
+                    <pic:cNvPr id="0" name="PHOTO.png"/>
                     <pic:cNvPicPr/>
                   </pic:nvPicPr>
                   <pic:blipFill>
@@ -27,7 +27,7 @@
                   <pic:spPr>
                     <a:xfrm>
                       <a:off x="0" y="0"/>
-                      <a:ext cx="822960" cy="822960"/>
+                      <a:ext cx="914400" cy="914400"/>
                     </a:xfrm>
                     <a:prstGeom prst="rect"/>
                   </pic:spPr>
@@ -38,150 +38,264 @@
         </w:drawing>
       </w:r>
       <w:r>
+        <w:rPr>
+          <w:b/>
+          <w:sz w:val="36"/>
+        </w:rPr>
         <w:t xml:space="preserve">  IURII BASOV</w:t>
       </w:r>
     </w:p>
     <w:p>
+      <w:pPr>
+        <w:spacing w:after="0"/>
+      </w:pPr>
       <w:r>
         <w:t>Email: basov.yo@gmail.com | LinkedIn: linkedin.com/in/basovi</w:t>
       </w:r>
     </w:p>
     <w:p>
+      <w:pPr>
+        <w:spacing w:after="0"/>
+      </w:pPr>
       <w:r>
         <w:t>WhatsApp: +12518009809 | Profile: x.com/topco</w:t>
       </w:r>
     </w:p>
     <w:p>
+      <w:pPr>
+        <w:spacing w:after="0"/>
+      </w:pPr>
       <w:r>
-        <w:t>Work Authorization: Need employer sponsorship for US employment</w:t>
+        <w:t>Location: Vienna, Austria (remote within Austria, open to relocation) | Need Visa Sponsorship</w:t>
       </w:r>
     </w:p>
     <w:p>
+      <w:pPr>
+        <w:spacing w:after="40"/>
+      </w:pPr>
       <w:r>
-        <w:t>Location: United States (open to relocation)</w:t>
+        <w:t>Target Role: AI Software Engineer (m/f/d)</w:t>
       </w:r>
     </w:p>
     <w:p>
+      <w:pPr>
+        <w:spacing w:before="160" w:after="40"/>
+      </w:pPr>
       <w:r>
-        <w:t>Target Role: Data Engineer</w:t>
-      </w:r>
-    </w:p>
-    <w:p>
-      <w:r>
+        <w:rPr>
+          <w:b/>
+          <w:color w:val="1F3B5B"/>
+          <w:sz w:val="26"/>
+        </w:rPr>
         <w:t>Professional Summary</w:t>
       </w:r>
     </w:p>
     <w:p>
+      <w:pPr>
+        <w:spacing w:after="40"/>
+      </w:pPr>
       <w:r>
-        <w:t>Data engineer and platform lead with 10+ years in software and data systems, including batch and real-time pipelines at scale. I build reliable lakehouse-oriented platforms for analytics and AI/ML workloads, with hands-on delivery across architecture, implementation, and operational excellence.</w:t>
+        <w:t>AI-first backend engineer with 10+ years owning and evolving backend services, AI pipelines, and data-heavy infrastructure. Strong system design and architecture for scale, speed, and reliability, with hands-on experience turning messy, real-world data into structured insights using LLMs, classification, and clustering. Started as a Java/Scala developer, moved into ML/platform work, and grew into a leadership role. Comfortable with .NET and Node.js service layers, PostgreSQL/MongoDB, and messaging, plus React/TypeScript. An ownership-minded, clear communicator who thrives in startup/scale-up environments and works closely with founders.</w:t>
       </w:r>
     </w:p>
     <w:p>
+      <w:pPr>
+        <w:spacing w:before="160" w:after="40"/>
+      </w:pPr>
       <w:r>
+        <w:rPr>
+          <w:b/>
+          <w:color w:val="1F3B5B"/>
+          <w:sz w:val="26"/>
+        </w:rPr>
         <w:t>Core Technology Stack</w:t>
       </w:r>
     </w:p>
     <w:p>
+      <w:pPr>
+        <w:spacing w:after="20"/>
+      </w:pPr>
       <w:r>
-        <w:t>- Python, Scala, SQL, Java for data-intensive systems</w:t>
+        <w:t>- Backend services (crawlers, APIs, AI services); ownership end-to-end</w:t>
       </w:r>
     </w:p>
     <w:p>
+      <w:pPr>
+        <w:spacing w:after="20"/>
+      </w:pPr>
       <w:r>
-        <w:t>- Spark and Databricks for large-scale data processing and workflow optimization</w:t>
+        <w:t>- C#/.NET and Node.js service layers</w:t>
       </w:r>
     </w:p>
     <w:p>
+      <w:pPr>
+        <w:spacing w:after="20"/>
+      </w:pPr>
       <w:r>
-        <w:t>- AWS data infrastructure and cloud-native deployment patterns</w:t>
+        <w:t>- AI/LLM pipelines: classification, clustering, GenAI integration</w:t>
       </w:r>
     </w:p>
     <w:p>
+      <w:pPr>
+        <w:spacing w:after="20"/>
+      </w:pPr>
       <w:r>
-        <w:t>- Airflow orchestration, ETL/ELT job design, and CI/CD pipelines</w:t>
+        <w:t>- Data-heavy systems and turning raw data into structured insights</w:t>
       </w:r>
     </w:p>
     <w:p>
+      <w:pPr>
+        <w:spacing w:after="20"/>
+      </w:pPr>
       <w:r>
-        <w:t>- Streaming and real-time data engineering with event-driven processing patterns</w:t>
+        <w:t>- PostgreSQL, MongoDB, and messaging systems (RabbitMQ, Kafka)</w:t>
       </w:r>
     </w:p>
     <w:p>
+      <w:pPr>
+        <w:spacing w:after="20"/>
+      </w:pPr>
       <w:r>
-        <w:t>- Data lakehouse architecture, data quality controls, and maintainable pipeline design</w:t>
+        <w:t>- System design and architecture for scale, speed, and reliability</w:t>
       </w:r>
     </w:p>
     <w:p>
+      <w:pPr>
+        <w:spacing w:after="20"/>
+      </w:pPr>
       <w:r>
-        <w:t>- Software engineering best practices, design patterns, and production troubleshooting</w:t>
+        <w:t>- React/TypeScript for full-stack delivery</w:t>
       </w:r>
     </w:p>
     <w:p>
+      <w:pPr>
+        <w:spacing w:after="20"/>
+      </w:pPr>
       <w:r>
+        <w:t>- Code quality, testing, and monitoring standards</w:t>
+      </w:r>
+    </w:p>
+    <w:p>
+      <w:pPr>
+        <w:spacing w:before="160" w:after="40"/>
+      </w:pPr>
+      <w:r>
+        <w:rPr>
+          <w:b/>
+          <w:color w:val="1F3B5B"/>
+          <w:sz w:val="26"/>
+        </w:rPr>
         <w:t>Relevant Experience</w:t>
       </w:r>
     </w:p>
     <w:p>
+      <w:pPr>
+        <w:spacing w:before="80" w:after="20"/>
+      </w:pPr>
       <w:r>
-        <w:t>Upwork | Lead ML Ops / Data Platform Engineer | 2019-2025</w:t>
+        <w:rPr>
+          <w:b/>
+        </w:rPr>
+        <w:t>Upwork | Senior Backend / AI Engineer | 2013-2025</w:t>
       </w:r>
     </w:p>
     <w:p>
+      <w:pPr>
+        <w:spacing w:after="20"/>
+      </w:pPr>
       <w:r>
-        <w:t>- Architected and scaled foundational data platforms for analytics and near real-time decision support across multiple business domains.</w:t>
+        <w:t>- Owned and evolved backend services and data pipelines, designing systems for scale, speed, and reliability across data-heavy platforms processing 300,000+ records/day on PostgreSQL, Kafka, Spark, and S3.</w:t>
       </w:r>
     </w:p>
     <w:p>
+      <w:pPr>
+        <w:spacing w:after="20"/>
+      </w:pPr>
       <w:r>
-        <w:t>- Built and maintained resilient ETL and streaming workflows for structured and unstructured datasets using Python, Spark, SQL, and Kafka-based integrations.</w:t>
+        <w:t>- Built AI/LLM pipelines and deployed ML models powering a customer chatbot (+18% engagement), turning messy real-world data into structured insights.</w:t>
       </w:r>
     </w:p>
     <w:p>
+      <w:pPr>
+        <w:spacing w:after="20"/>
+      </w:pPr>
       <w:r>
-        <w:t>- Improved data reliability and maintainability by introducing standards for observability, testing, and incident-driven troubleshooting.</w:t>
+        <w:t>- Improved code quality, testing, and monitoring; cut server response time by 30% and data processing latency by 5% through architecture and tuning.</w:t>
       </w:r>
     </w:p>
     <w:p>
+      <w:pPr>
+        <w:spacing w:after="20"/>
+      </w:pPr>
       <w:r>
-        <w:t>Upwork | Data Engineer, Risk &amp; Analytics Systems | 2016-2019</w:t>
+        <w:t>- Worked closely with stakeholders and founders to identify quick wins, ship weekly, and own core parts of the architecture.</w:t>
       </w:r>
     </w:p>
     <w:p>
+      <w:pPr>
+        <w:spacing w:before="80" w:after="20"/>
+      </w:pPr>
       <w:r>
-        <w:t>- Implemented production ETL pipelines and modernization improvements to support evolving business requirements and higher throughput.</w:t>
-      </w:r>
-    </w:p>
-    <w:p>
-      <w:r>
-        <w:t>- Delivered scalable transformation jobs and optimized query performance, enabling faster reporting and more stable downstream analytics.</w:t>
-      </w:r>
-    </w:p>
-    <w:p>
-      <w:r>
-        <w:t>- Partnered with product and data stakeholders to translate technical requirements into robust data solutions and clear documentation.</w:t>
-      </w:r>
-    </w:p>
-    <w:p>
-      <w:r>
+        <w:rPr>
+          <w:b/>
+        </w:rPr>
         <w:t>Sberbank | Lead Software Engineer / ML Platform Lead | 2020-2025</w:t>
       </w:r>
     </w:p>
     <w:p>
+      <w:pPr>
+        <w:spacing w:after="20"/>
+      </w:pPr>
       <w:r>
-        <w:t>- Led platform workstreams as a hands-on engineering lead, combining architecture guidance with direct implementation and mentoring.</w:t>
+        <w:t>- Drove backend and AI decisions, owning system design and defining how the platform scales, with code review and engineering standards.</w:t>
       </w:r>
     </w:p>
     <w:p>
+      <w:pPr>
+        <w:spacing w:after="20"/>
+      </w:pPr>
       <w:r>
-        <w:t>- Established development and delivery practices that improved system quality, collaboration, and release confidence for data services.</w:t>
+        <w:t>- Mentored engineers and helped hire and level up the team.</w:t>
       </w:r>
     </w:p>
     <w:p>
+      <w:pPr>
+        <w:spacing w:before="160" w:after="40"/>
+      </w:pPr>
       <w:r>
+        <w:rPr>
+          <w:b/>
+          <w:color w:val="1F3B5B"/>
+          <w:sz w:val="26"/>
+        </w:rPr>
+        <w:t>Working Style / Leadership</w:t>
+      </w:r>
+    </w:p>
+    <w:p>
+      <w:pPr>
+        <w:spacing w:after="40"/>
+      </w:pPr>
+      <w:r>
+        <w:t>Ownership mindset from day one: I take real responsibility for the systems I build, make pragmatic decisions, and communicate clearly. I enjoy shaping technical direction with founders and product, and I care about team atmosphere and the people I work with.</w:t>
+      </w:r>
+    </w:p>
+    <w:p>
+      <w:pPr>
+        <w:spacing w:before="160" w:after="40"/>
+      </w:pPr>
+      <w:r>
+        <w:rPr>
+          <w:b/>
+          <w:color w:val="1F3B5B"/>
+          <w:sz w:val="26"/>
+        </w:rPr>
         <w:t>Education</w:t>
       </w:r>
     </w:p>
     <w:p>
+      <w:pPr>
+        <w:spacing w:after="40"/>
+      </w:pPr>
       <w:r>
         <w:t>Moscow State University | MS in Calculus Mathematics</w:t>
       </w:r>

--- a/CV_BASOVI.docx
+++ b/CV_BASOVI.docx
@@ -15,7 +15,7 @@
               <a:graphicData uri="http://schemas.openxmlformats.org/drawingml/2006/picture">
                 <pic:pic>
                   <pic:nvPicPr>
-                    <pic:cNvPr id="0" name="PHOTO.png"/>
+                    <pic:cNvPr id="0" name="NOPHOTO.png"/>
                     <pic:cNvPicPr/>
                   </pic:nvPicPr>
                   <pic:blipFill>
@@ -66,7 +66,7 @@
         <w:spacing w:after="0"/>
       </w:pPr>
       <w:r>
-        <w:t>Location: Vienna, Austria (remote within Austria, open to relocation) | Need Visa Sponsorship</w:t>
+        <w:t>Location: Milpitas, CA, USA (open to relocation) | Need Visa Sponsorship</w:t>
       </w:r>
     </w:p>
     <w:p>
@@ -74,7 +74,7 @@
         <w:spacing w:after="40"/>
       </w:pPr>
       <w:r>
-        <w:t>Target Role: AI Software Engineer (m/f/d)</w:t>
+        <w:t>Target Role: Big Data Architect</w:t>
       </w:r>
     </w:p>
     <w:p>
@@ -95,7 +95,7 @@
         <w:spacing w:after="40"/>
       </w:pPr>
       <w:r>
-        <w:t>AI-first backend engineer with 10+ years owning and evolving backend services, AI pipelines, and data-heavy infrastructure. Strong system design and architecture for scale, speed, and reliability, with hands-on experience turning messy, real-world data into structured insights using LLMs, classification, and clustering. Started as a Java/Scala developer, moved into ML/platform work, and grew into a leadership role. Comfortable with .NET and Node.js service layers, PostgreSQL/MongoDB, and messaging, plus React/TypeScript. An ownership-minded, clear communicator who thrives in startup/scale-up environments and works closely with founders.</w:t>
+        <w:t>Big data architect and tech lead with 10+ years designing scalable, secure, and high-performance data architectures across cloud and distributed platforms. Strong in batch and real-time ETL/ELT pipelines on Spark, Kafka, SQL, Hadoop, and AWS (S3, EC2, Glue). Started as a Java/Scala developer, moved into ML and platform engineering, and grew into Head of an ML platform direction at Sberbank. I analyze requirements for performance, security, and scalability; compare technology options; validate PoCs; and collaborate with development teams through build, deployment, and support. A playing-coach architect who values team atmosphere and clear client alignment.</w:t>
       </w:r>
     </w:p>
     <w:p>
@@ -116,7 +116,7 @@
         <w:spacing w:after="20"/>
       </w:pPr>
       <w:r>
-        <w:t>- Backend services (crawlers, APIs, AI services); ownership end-to-end</w:t>
+        <w:t>- Large-scale distributed data platforms: Hadoop, Spark, Trino, Pinot, Iceberg</w:t>
       </w:r>
     </w:p>
     <w:p>
@@ -124,7 +124,7 @@
         <w:spacing w:after="20"/>
       </w:pPr>
       <w:r>
-        <w:t>- C#/.NET and Node.js service layers</w:t>
+        <w:t>- Scalable ETL/ELT pipelines (batch and real-time): Spark, Kafka, Airflow, NiFi</w:t>
       </w:r>
     </w:p>
     <w:p>
@@ -132,7 +132,7 @@
         <w:spacing w:after="20"/>
       </w:pPr>
       <w:r>
-        <w:t>- AI/LLM pipelines: classification, clustering, GenAI integration</w:t>
+        <w:t>- SQL, PostgreSQL, and data modeling for high-volume workloads</w:t>
       </w:r>
     </w:p>
     <w:p>
@@ -140,7 +140,7 @@
         <w:spacing w:after="20"/>
       </w:pPr>
       <w:r>
-        <w:t>- Data-heavy systems and turning raw data into structured insights</w:t>
+        <w:t>- AWS cloud data architecture: S3, EC2, Glue, IAM</w:t>
       </w:r>
     </w:p>
     <w:p>
@@ -148,7 +148,7 @@
         <w:spacing w:after="20"/>
       </w:pPr>
       <w:r>
-        <w:t>- PostgreSQL, MongoDB, and messaging systems (RabbitMQ, Kafka)</w:t>
+        <w:t>- High-performance, reliable, and scalable data architecture design</w:t>
       </w:r>
     </w:p>
     <w:p>
@@ -156,7 +156,7 @@
         <w:spacing w:after="20"/>
       </w:pPr>
       <w:r>
-        <w:t>- System design and architecture for scale, speed, and reliability</w:t>
+        <w:t>- AI/ML and predictive analytics integration into data platforms</w:t>
       </w:r>
     </w:p>
     <w:p>
@@ -164,7 +164,7 @@
         <w:spacing w:after="20"/>
       </w:pPr>
       <w:r>
-        <w:t>- React/TypeScript for full-stack delivery</w:t>
+        <w:t>- Integration strategies, PoC validation, deployment automation, and knowledge transfer</w:t>
       </w:r>
     </w:p>
     <w:p>
@@ -172,7 +172,7 @@
         <w:spacing w:after="20"/>
       </w:pPr>
       <w:r>
-        <w:t>- Code quality, testing, and monitoring standards</w:t>
+        <w:t>- Performance analysis, risk identification, and architectural documentation</w:t>
       </w:r>
     </w:p>
     <w:p>
@@ -196,7 +196,7 @@
         <w:rPr>
           <w:b/>
         </w:rPr>
-        <w:t>Upwork | Senior Backend / AI Engineer | 2013-2025</w:t>
+        <w:t>Upwork | Lead Data Engineer / Big Data Architect | 2013-2025</w:t>
       </w:r>
     </w:p>
     <w:p>
@@ -204,7 +204,7 @@
         <w:spacing w:after="20"/>
       </w:pPr>
       <w:r>
-        <w:t>- Owned and evolved backend services and data pipelines, designing systems for scale, speed, and reliability across data-heavy platforms processing 300,000+ records/day on PostgreSQL, Kafka, Spark, and S3.</w:t>
+        <w:t>- Designed resilient cloud-based data platform architectures with batch and real-time streaming pipelines processing 300,000+ records/day on Spark, Kafka, PostgreSQL, S3, and Airflow across 5 business units.</w:t>
       </w:r>
     </w:p>
     <w:p>
@@ -212,7 +212,7 @@
         <w:spacing w:after="20"/>
       </w:pPr>
       <w:r>
-        <w:t>- Built AI/LLM pipelines and deployed ML models powering a customer chatbot (+18% engagement), turning messy real-world data into structured insights.</w:t>
+        <w:t>- Built large-scale ETL/ELT flows with Apache NiFi, Kafka, and Hadoop for credit risk scoring; reduced data processing latency by 5% and improved model accuracy by 3%.</w:t>
       </w:r>
     </w:p>
     <w:p>
@@ -220,7 +220,7 @@
         <w:spacing w:after="20"/>
       </w:pPr>
       <w:r>
-        <w:t>- Improved code quality, testing, and monitoring; cut server response time by 30% and data processing latency by 5% through architecture and tuning.</w:t>
+        <w:t>- Led a team of 3 data engineers and service providers; created technical documentation and supported deployment, troubleshooting, and system stability.</w:t>
       </w:r>
     </w:p>
     <w:p>
@@ -228,7 +228,7 @@
         <w:spacing w:after="20"/>
       </w:pPr>
       <w:r>
-        <w:t>- Worked closely with stakeholders and founders to identify quick wins, ship weekly, and own core parts of the architecture.</w:t>
+        <w:t>- Integrated AI/ML models into production pipelines (+18% chatbot engagement); improved server response time by 30% through architecture and performance tuning.</w:t>
       </w:r>
     </w:p>
     <w:p>
@@ -239,7 +239,7 @@
         <w:rPr>
           <w:b/>
         </w:rPr>
-        <w:t>Sberbank | Lead Software Engineer / ML Platform Lead | 2020-2025</w:t>
+        <w:t>Sberbank | Head of ML Platform / Lead Software Engineer | 2020-2025</w:t>
       </w:r>
     </w:p>
     <w:p>
@@ -247,7 +247,7 @@
         <w:spacing w:after="20"/>
       </w:pPr>
       <w:r>
-        <w:t>- Drove backend and AI decisions, owning system design and defining how the platform scales, with code review and engineering standards.</w:t>
+        <w:t>- Promoted to Head of the ML platform direction; owned enterprise data and system architecture, technology selection, and engineering standards.</w:t>
       </w:r>
     </w:p>
     <w:p>
@@ -255,7 +255,7 @@
         <w:spacing w:after="20"/>
       </w:pPr>
       <w:r>
-        <w:t>- Mentored engineers and helped hire and level up the team.</w:t>
+        <w:t>- Drove solution architecture, code review, and knowledge transfer; mentored engineers as a playing coach.</w:t>
       </w:r>
     </w:p>
     <w:p>
@@ -276,7 +276,28 @@
         <w:spacing w:after="40"/>
       </w:pPr>
       <w:r>
-        <w:t>Ownership mindset from day one: I take real responsibility for the systems I build, make pragmatic decisions, and communicate clearly. I enjoy shaping technical direction with founders and product, and I care about team atmosphere and the people I work with.</w:t>
+        <w:t>Playing coach and full-stack data specialist. I compare technologies against business requirements, document architectural frameworks, and ensure smooth transitions through knowledge transfer. Experience across multiple languages, full-stack delivery, and leadership is my advantage; I connect easily and care about team atmosphere.</w:t>
+      </w:r>
+    </w:p>
+    <w:p>
+      <w:pPr>
+        <w:spacing w:before="160" w:after="40"/>
+      </w:pPr>
+      <w:r>
+        <w:rPr>
+          <w:b/>
+          <w:color w:val="1F3B5B"/>
+          <w:sz w:val="26"/>
+        </w:rPr>
+        <w:t>Core Stack (vacancy keywords)</w:t>
+      </w:r>
+    </w:p>
+    <w:p>
+      <w:pPr>
+        <w:spacing w:after="40"/>
+      </w:pPr>
+      <w:r>
+        <w:t>Apache Spark, Kafka, SQL, Hadoop, Trino, Pinot, Iceberg; scalable ETL/ELT pipelines (batch and real-time); large-scale distributed data platforms; AWS (S3, EC2, Glue, IAM); high-performance data architecture; AI/ML and predictive analytics; integration strategies, PoC validation, and deployment automation</w:t>
       </w:r>
     </w:p>
     <w:p>
